--- a/docs/hardware/unit_product_reference_v_0_1_0_pulsar_rp2350a.docx
+++ b/docs/hardware/unit_product_reference_v_0_1_0_pulsar_rp2350a.docx
@@ -13,31 +13,19 @@
         <w:t xml:space="preserve"> </w:t>
       </w:r>
       <w:r>
-        <w:t xml:space="preserve">DevLab</w:t>
-      </w:r>
-      <w:r>
-        <w:t xml:space="preserve"> </w:t>
-      </w:r>
-      <w:r>
         <w:t xml:space="preserve">PULSAR</w:t>
       </w:r>
       <w:r>
         <w:t xml:space="preserve"> </w:t>
       </w:r>
       <w:r>
-        <w:t xml:space="preserve">RP2350A</w:t>
+        <w:t xml:space="preserve">RP2350</w:t>
       </w:r>
     </w:p>
     <w:p>
       <w:pPr>
         <w:pStyle w:val="Subtitle"/>
       </w:pPr>
-      <w:r>
-        <w:t xml:space="preserve">Preview</w:t>
-      </w:r>
-      <w:r>
-        <w:t xml:space="preserve"> </w:t>
-      </w:r>
       <w:r>
         <w:t xml:space="preserve">Product</w:t>
       </w:r>
@@ -315,7 +303,7 @@
         <w:pStyle w:val="Compact"/>
       </w:pPr>
       <w:r>
-        <w:t xml:space="preserve">2.5 Pending Board Characteristics {.section-page}</w:t>
+        <w:t xml:space="preserve">2.5 Unspecified Board Characteristics {.section-page}</w:t>
       </w:r>
     </w:p>
     <w:p>
@@ -771,7 +759,7 @@
         <w:pStyle w:val="Compact"/>
       </w:pPr>
       <w:r>
-        <w:t xml:space="preserve">6.3 Controlled Dimensions Pending {.section-page}</w:t>
+        <w:t xml:space="preserve">6.3 Mechanical Data Not Specified {.section-page}</w:t>
       </w:r>
     </w:p>
     <w:p>
@@ -843,7 +831,7 @@
         <w:pStyle w:val="Compact"/>
       </w:pPr>
       <w:r>
-        <w:t xml:space="preserve">9.3 Items Pending Confirmation {.section-page}</w:t>
+        <w:t xml:space="preserve">9.3 Values Not Specified by the Source Package {.section-page}</w:t>
       </w:r>
     </w:p>
     <w:p>
@@ -894,13 +882,19 @@
         <w:pStyle w:val="FirstParagraph"/>
       </w:pPr>
       <w:r>
-        <w:t xml:space="preserve">The UNIT DevLab PULSAR RP2350A is a multi-interface development board built</w:t>
-      </w:r>
-      <w:r>
-        <w:t xml:space="preserve"> </w:t>
-      </w:r>
-      <w:r>
-        <w:t xml:space="preserve">around the Raspberry Pi RP2350A microcontroller. The pre-production V1.3 design</w:t>
+        <w:t xml:space="preserve">The UNIT PULSAR RP2350 is a multi-interface development board in the UNIT</w:t>
+      </w:r>
+      <w:r>
+        <w:t xml:space="preserve"> </w:t>
+      </w:r>
+      <w:r>
+        <w:t xml:space="preserve">DevLab ecosystem, built</w:t>
+      </w:r>
+      <w:r>
+        <w:t xml:space="preserve"> </w:t>
+      </w:r>
+      <w:r>
+        <w:t xml:space="preserve">around the Raspberry Pi RP2350A microcontroller. The V1.3 design</w:t>
       </w:r>
       <w:r>
         <w:t xml:space="preserve"> </w:t>
@@ -1156,19 +1150,19 @@
         <w:pStyle w:val="FirstParagraph"/>
       </w:pPr>
       <w:r>
-        <w:t xml:space="preserve">The hardware design is complete and awaiting fabrication. This Product</w:t>
-      </w:r>
-      <w:r>
-        <w:t xml:space="preserve"> </w:t>
-      </w:r>
-      <w:r>
-        <w:t xml:space="preserve">Reference is a preview; values requiring measurement on manufactured units are</w:t>
-      </w:r>
-      <w:r>
-        <w:t xml:space="preserve"> </w:t>
-      </w:r>
-      <w:r>
-        <w:t xml:space="preserve">marked pending confirmation.</w:t>
+        <w:t xml:space="preserve">This Product Reference describes characteristics defined by the V1.3 design</w:t>
+      </w:r>
+      <w:r>
+        <w:t xml:space="preserve"> </w:t>
+      </w:r>
+      <w:r>
+        <w:t xml:space="preserve">files. Board-level values absent from those sources are identified as</w:t>
+      </w:r>
+      <w:r>
+        <w:t xml:space="preserve"> </w:t>
+      </w:r>
+      <w:r>
+        <w:t xml:space="preserve">unspecified.</w:t>
       </w:r>
     </w:p>
     <w:bookmarkEnd w:id="25"/>
@@ -1191,7 +1185,7 @@
         <w:pStyle w:val="FirstParagraph"/>
       </w:pPr>
       <w:r>
-        <w:t xml:space="preserve">The PULSAR RP2350A is a pre-production development board for evaluating the</w:t>
+        <w:t xml:space="preserve">The UNIT PULSAR RP2350 is a development board for evaluating the</w:t>
       </w:r>
       <w:r>
         <w:t xml:space="preserve"> </w:t>
@@ -1248,13 +1242,13 @@
         <w:pStyle w:val="FirstParagraph"/>
       </w:pPr>
       <w:r>
-        <w:t xml:space="preserve">No accessory bundle has been formally released. The following items are useful</w:t>
-      </w:r>
-      <w:r>
-        <w:t xml:space="preserve"> </w:t>
-      </w:r>
-      <w:r>
-        <w:t xml:space="preserve">for bringing up the board, but are not claimed as package contents:</w:t>
+        <w:t xml:space="preserve">The source package does not define an accessory bundle. The following items</w:t>
+      </w:r>
+      <w:r>
+        <w:t xml:space="preserve"> </w:t>
+      </w:r>
+      <w:r>
+        <w:t xml:space="preserve">support board operation but are not claimed as package contents:</w:t>
       </w:r>
     </w:p>
     <w:tbl>
@@ -1457,7 +1451,7 @@
               <w:jc w:val="left"/>
             </w:pPr>
             <w:r>
-              <w:t xml:space="preserve">Cable orientation and released compatible assemblies remain to be confirmed</w:t>
+              <w:t xml:space="preserve">Match the connector pitch, contact order, orientation, and 3.3 V domain</w:t>
             </w:r>
           </w:p>
         </w:tc>
@@ -1533,7 +1527,7 @@
               <w:jc w:val="left"/>
             </w:pPr>
             <w:r>
-              <w:t xml:space="preserve">Do not connect until chemistry, polarity, connector fit, and charge configuration are confirmed</w:t>
+              <w:t xml:space="preserve">Requires documented chemistry, polarity, connector fit, voltage, and charge-current compatibility</w:t>
             </w:r>
           </w:p>
         </w:tc>
@@ -1594,7 +1588,7 @@
         <w:t xml:space="preserve"> </w:t>
       </w:r>
       <w:r>
-        <w:t xml:space="preserve">pin order against the released assembly information.</w:t>
+        <w:t xml:space="preserve">pin order against the controlled assembly information.</w:t>
       </w:r>
     </w:p>
     <w:bookmarkEnd w:id="27"/>
@@ -1672,7 +1666,33 @@
               <w:jc w:val="left"/>
             </w:pPr>
             <w:r>
-              <w:t xml:space="preserve">UNIT DevLab PULSAR RP2350A</w:t>
+              <w:t xml:space="preserve">UNIT PULSAR RP2350</w:t>
+            </w:r>
+          </w:p>
+        </w:tc>
+      </w:tr>
+      <w:tr>
+        <w:tc>
+          <w:tcPr/>
+          <w:p>
+            <w:pPr>
+              <w:pStyle w:val="Compact"/>
+              <w:jc w:val="left"/>
+            </w:pPr>
+            <w:r>
+              <w:t xml:space="preserve">Product family</w:t>
+            </w:r>
+          </w:p>
+        </w:tc>
+        <w:tc>
+          <w:tcPr/>
+          <w:p>
+            <w:pPr>
+              <w:pStyle w:val="Compact"/>
+              <w:jc w:val="left"/>
+            </w:pPr>
+            <w:r>
+              <w:t xml:space="preserve">UNIT DevLab ecosystem</w:t>
             </w:r>
           </w:p>
         </w:tc>
@@ -1802,33 +1822,7 @@
               <w:jc w:val="left"/>
             </w:pPr>
             <w:r>
-              <w:t xml:space="preserve">0.1.0, preview documentation</w:t>
-            </w:r>
-          </w:p>
-        </w:tc>
-      </w:tr>
-      <w:tr>
-        <w:tc>
-          <w:tcPr/>
-          <w:p>
-            <w:pPr>
-              <w:pStyle w:val="Compact"/>
-              <w:jc w:val="left"/>
-            </w:pPr>
-            <w:r>
-              <w:t xml:space="preserve">Hardware status</w:t>
-            </w:r>
-          </w:p>
-        </w:tc>
-        <w:tc>
-          <w:tcPr/>
-          <w:p>
-            <w:pPr>
-              <w:pStyle w:val="Compact"/>
-              <w:jc w:val="left"/>
-            </w:pPr>
-            <w:r>
-              <w:t xml:space="preserve">Design complete; awaiting fabrication</w:t>
+              <w:t xml:space="preserve">Version 0.1.0</w:t>
             </w:r>
           </w:p>
         </w:tc>
@@ -2623,13 +2617,13 @@
         <w:pStyle w:val="FirstParagraph"/>
       </w:pPr>
       <w:r>
-        <w:t xml:space="preserve">Package contents are pending commercial release. Until a released package list</w:t>
-      </w:r>
-      <w:r>
-        <w:t xml:space="preserve"> </w:t>
-      </w:r>
-      <w:r>
-        <w:t xml:space="preserve">exists, assume only the assembled board is supplied.</w:t>
+        <w:t xml:space="preserve">The available documentation defines the assembled board but does not specify</w:t>
+      </w:r>
+      <w:r>
+        <w:t xml:space="preserve"> </w:t>
+      </w:r>
+      <w:r>
+        <w:t xml:space="preserve">an accessory bundle or package-contents list.</w:t>
       </w:r>
     </w:p>
     <w:p>
@@ -2717,34 +2711,13 @@
         <w:pStyle w:val="FirstParagraph"/>
       </w:pPr>
       <w:r>
-        <w:t xml:space="preserve">The first manufactured units are required to confirm the complete table. Until</w:t>
-      </w:r>
-      <w:r>
-        <w:t xml:space="preserve"> </w:t>
-      </w:r>
-      <w:r>
-        <w:t xml:space="preserve">that work is complete, use USB-C as the initial power and programming path and</w:t>
-      </w:r>
-      <w:r>
-        <w:t xml:space="preserve"> </w:t>
-      </w:r>
-      <w:r>
-        <w:t xml:space="preserve">do not apply an independent battery or</w:t>
-      </w:r>
-      <w:r>
-        <w:t xml:space="preserve"> </w:t>
-      </w:r>
-      <w:r>
-        <w:rPr>
-          <w:rStyle w:val="VerbatimChar"/>
-        </w:rPr>
-        <w:t xml:space="preserve">VIN</w:t>
-      </w:r>
-      <w:r>
-        <w:t xml:space="preserve"> </w:t>
-      </w:r>
-      <w:r>
-        <w:t xml:space="preserve">source.</w:t>
+        <w:t xml:space="preserve">Use USB-C as the documented power and programming path. Board-level limits not</w:t>
+      </w:r>
+      <w:r>
+        <w:t xml:space="preserve"> </w:t>
+      </w:r>
+      <w:r>
+        <w:t xml:space="preserve">defined by the available source package are marked as not specified.</w:t>
       </w:r>
     </w:p>
     <w:tbl>
@@ -2833,7 +2806,7 @@
               <w:jc w:val="left"/>
             </w:pPr>
             <w:r>
-              <w:t xml:space="preserve">Defined by AP2112K-3.3; load capability pending confirmation</w:t>
+              <w:t xml:space="preserve">Defined by AP2112K-3.3; load capability not specified</w:t>
             </w:r>
           </w:p>
         </w:tc>
@@ -3096,19 +3069,19 @@
               <w:jc w:val="right"/>
             </w:pPr>
             <w:r>
-              <w:t xml:space="preserve">Pending</w:t>
-            </w:r>
-          </w:p>
-        </w:tc>
-        <w:tc>
-          <w:tcPr/>
-          <w:p>
-            <w:pPr>
-              <w:pStyle w:val="Compact"/>
-              <w:jc w:val="left"/>
-            </w:pPr>
-            <w:r>
-              <w:t xml:space="preserve">Must be confirmed at board level</w:t>
+              <w:t xml:space="preserve">Not specified</w:t>
+            </w:r>
+          </w:p>
+        </w:tc>
+        <w:tc>
+          <w:tcPr/>
+          <w:p>
+            <w:pPr>
+              <w:pStyle w:val="Compact"/>
+              <w:jc w:val="left"/>
+            </w:pPr>
+            <w:r>
+              <w:t xml:space="preserve">No board-level input range supplied</w:t>
             </w:r>
           </w:p>
         </w:tc>
@@ -3134,19 +3107,19 @@
               <w:jc w:val="right"/>
             </w:pPr>
             <w:r>
-              <w:t xml:space="preserve">Pending</w:t>
-            </w:r>
-          </w:p>
-        </w:tc>
-        <w:tc>
-          <w:tcPr/>
-          <w:p>
-            <w:pPr>
-              <w:pStyle w:val="Compact"/>
-              <w:jc w:val="left"/>
-            </w:pPr>
-            <w:r>
-              <w:t xml:space="preserve">Cell chemistry, range, polarity, and cable pending release</w:t>
+              <w:t xml:space="preserve">Not specified</w:t>
+            </w:r>
+          </w:p>
+        </w:tc>
+        <w:tc>
+          <w:tcPr/>
+          <w:p>
+            <w:pPr>
+              <w:pStyle w:val="Compact"/>
+              <w:jc w:val="left"/>
+            </w:pPr>
+            <w:r>
+              <w:t xml:space="preserve">Cell chemistry, range, and cable assembly not supplied</w:t>
             </w:r>
           </w:p>
         </w:tc>
@@ -3172,19 +3145,19 @@
               <w:jc w:val="right"/>
             </w:pPr>
             <w:r>
-              <w:t xml:space="preserve">Pending</w:t>
-            </w:r>
-          </w:p>
-        </w:tc>
-        <w:tc>
-          <w:tcPr/>
-          <w:p>
-            <w:pPr>
-              <w:pStyle w:val="Compact"/>
-              <w:jc w:val="left"/>
-            </w:pPr>
-            <w:r>
-              <w:t xml:space="preserve">No board-level environmental qualification supplied</w:t>
+              <w:t xml:space="preserve">Not specified</w:t>
+            </w:r>
+          </w:p>
+        </w:tc>
+        <w:tc>
+          <w:tcPr/>
+          <w:p>
+            <w:pPr>
+              <w:pStyle w:val="Compact"/>
+              <w:jc w:val="left"/>
+            </w:pPr>
+            <w:r>
+              <w:t xml:space="preserve">No board-level environmental range supplied</w:t>
             </w:r>
           </w:p>
         </w:tc>
@@ -4154,7 +4127,7 @@
       </w:tr>
     </w:tbl>
     <w:bookmarkEnd w:id="41"/>
-    <w:bookmarkStart w:id="42" w:name="pending-board-characteristics"/>
+    <w:bookmarkStart w:id="42" w:name="unspecified-board-characteristics"/>
     <w:p>
       <w:pPr>
         <w:pStyle w:val="Heading3"/>
@@ -4164,7 +4137,7 @@
           <w:bCs/>
           <w:b/>
         </w:rPr>
-        <w:t xml:space="preserve">2.5 Pending Board Characteristics</w:t>
+        <w:t xml:space="preserve">2.5 Unspecified Board Characteristics</w:t>
       </w:r>
     </w:p>
     <w:p>
@@ -4340,13 +4313,13 @@
         <w:pStyle w:val="Compact"/>
       </w:pPr>
       <w:r>
-        <w:t xml:space="preserve">Do not connect a battery until polarity and charge configuration are</w:t>
-      </w:r>
-      <w:r>
-        <w:t xml:space="preserve"> </w:t>
-      </w:r>
-      <w:r>
-        <w:t xml:space="preserve">released for the manufactured assembly.</w:t>
+        <w:t xml:space="preserve">Do not connect a battery without documented polarity, chemistry, voltage,</w:t>
+      </w:r>
+      <w:r>
+        <w:t xml:space="preserve"> </w:t>
+      </w:r>
+      <w:r>
+        <w:t xml:space="preserve">connector, and charge-current compatibility.</w:t>
       </w:r>
     </w:p>
     <w:p>
@@ -4417,7 +4390,7 @@
         <w:pStyle w:val="FirstParagraph"/>
       </w:pPr>
       <w:r>
-        <w:t xml:space="preserve">The PULSAR RP2350A is organized around the RP2350A processor, with dedicated</w:t>
+        <w:t xml:space="preserve">The UNIT PULSAR RP2350 is organized around the RP2350A processor, with dedicated</w:t>
       </w:r>
       <w:r>
         <w:t xml:space="preserve"> </w:t>
@@ -6058,19 +6031,13 @@
         <w:t xml:space="preserve"> </w:t>
       </w:r>
       <w:r>
-        <w:t xml:space="preserve">indicator. The actual charge current is set by the assembled programming path</w:t>
-      </w:r>
-      <w:r>
-        <w:t xml:space="preserve"> </w:t>
-      </w:r>
-      <w:r>
-        <w:t xml:space="preserve">and must be confirmed from the manufactured board; the charger’s component</w:t>
-      </w:r>
-      <w:r>
-        <w:t xml:space="preserve"> </w:t>
-      </w:r>
-      <w:r>
-        <w:t xml:space="preserve">maximum is not the board’s released charge current.</w:t>
+        <w:t xml:space="preserve">indicator. The actual charge current is set by the assembled programming path;</w:t>
+      </w:r>
+      <w:r>
+        <w:t xml:space="preserve"> </w:t>
+      </w:r>
+      <w:r>
+        <w:t xml:space="preserve">the charger’s component maximum is not a module-level charge-current rating.</w:t>
       </w:r>
     </w:p>
     <w:p>
@@ -6108,13 +6075,13 @@
         <w:t xml:space="preserve"> </w:t>
       </w:r>
       <w:r>
-        <w:t xml:space="preserve">switchover, or reverse-current protection beyond what is confirmed during</w:t>
-      </w:r>
-      <w:r>
-        <w:t xml:space="preserve"> </w:t>
-      </w:r>
-      <w:r>
-        <w:t xml:space="preserve">power-path validation.</w:t>
+        <w:t xml:space="preserve">switchover, or reverse-current protection beyond what is explicitly defined by</w:t>
+      </w:r>
+      <w:r>
+        <w:t xml:space="preserve"> </w:t>
+      </w:r>
+      <w:r>
+        <w:t xml:space="preserve">the schematic and module specifications.</w:t>
       </w:r>
     </w:p>
     <w:bookmarkEnd w:id="55"/>
@@ -6189,7 +6156,7 @@
         <w:t xml:space="preserve"> </w:t>
       </w:r>
       <w:r>
-        <w:t xml:space="preserve">USB-C VBUS is the preferred first-power source.</w:t>
+        <w:t xml:space="preserve">USB-C VBUS,</w:t>
       </w:r>
       <w:r>
         <w:t xml:space="preserve"> </w:t>
@@ -6201,22 +6168,19 @@
         <w:t xml:space="preserve">VIN</w:t>
       </w:r>
       <w:r>
-        <w:t xml:space="preserve"> </w:t>
-      </w:r>
-      <w:r>
-        <w:t xml:space="preserve">and battery operation</w:t>
-      </w:r>
-      <w:r>
-        <w:t xml:space="preserve"> </w:t>
-      </w:r>
-      <w:r>
-        <w:t xml:space="preserve">remain design-supported paths whose board-level limits, priority, and transient</w:t>
-      </w:r>
-      <w:r>
-        <w:t xml:space="preserve"> </w:t>
-      </w:r>
-      <w:r>
-        <w:t xml:space="preserve">behavior will be measured on manufactured units.</w:t>
+        <w:t xml:space="preserve">, and battery are represented in the power-path design.</w:t>
+      </w:r>
+      <w:r>
+        <w:t xml:space="preserve"> </w:t>
+      </w:r>
+      <w:r>
+        <w:t xml:space="preserve">Board-level limits, source priority, and transient behavior are not specified</w:t>
+      </w:r>
+      <w:r>
+        <w:t xml:space="preserve"> </w:t>
+      </w:r>
+      <w:r>
+        <w:t xml:space="preserve">by the available documentation.</w:t>
       </w:r>
     </w:p>
     <w:p>
@@ -6242,7 +6206,7 @@
         <w:t xml:space="preserve"> </w:t>
       </w:r>
       <w:r>
-        <w:t xml:space="preserve">released in this preview.</w:t>
+        <w:t xml:space="preserve">specified at module level.</w:t>
       </w:r>
     </w:p>
     <w:bookmarkEnd w:id="59"/>
@@ -6386,13 +6350,13 @@
         <w:t xml:space="preserve"> </w:t>
       </w:r>
       <w:r>
-        <w:t xml:space="preserve">noise, frequency response, and enclosure behavior require acoustic validation</w:t>
-      </w:r>
-      <w:r>
-        <w:t xml:space="preserve"> </w:t>
-      </w:r>
-      <w:r>
-        <w:t xml:space="preserve">after fabrication.</w:t>
+        <w:t xml:space="preserve">noise, frequency response, and enclosure behavior depend on the mechanical and</w:t>
+      </w:r>
+      <w:r>
+        <w:t xml:space="preserve"> </w:t>
+      </w:r>
+      <w:r>
+        <w:t xml:space="preserve">acoustic implementation and are not specified at module level.</w:t>
       </w:r>
     </w:p>
     <w:bookmarkEnd w:id="61"/>
@@ -6583,13 +6547,7 @@
         <w:t xml:space="preserve"> </w:t>
       </w:r>
       <w:r>
-        <w:t xml:space="preserve">framework aliases may differ until a dedicated PULSAR board definition is</w:t>
-      </w:r>
-      <w:r>
-        <w:t xml:space="preserve"> </w:t>
-      </w:r>
-      <w:r>
-        <w:t xml:space="preserve">released.</w:t>
+        <w:t xml:space="preserve">framework aliases depend on the selected board definition.</w:t>
       </w:r>
     </w:p>
     <w:bookmarkStart w:id="65" w:name="general-pinout"/>
@@ -7161,7 +7119,7 @@
               <w:jc w:val="right"/>
             </w:pPr>
             <w:r>
-              <w:t xml:space="preserve">Pending</w:t>
+              <w:t xml:space="preserve">Not specified</w:t>
             </w:r>
           </w:p>
         </w:tc>
@@ -8359,7 +8317,7 @@
               <w:jc w:val="left"/>
             </w:pPr>
             <w:r>
-              <w:t xml:space="preserve">Peripheral supply; available current pending</w:t>
+              <w:t xml:space="preserve">Peripheral supply; available current not specified</w:t>
             </w:r>
           </w:p>
         </w:tc>
@@ -8452,13 +8410,13 @@
         <w:t xml:space="preserve"> </w:t>
       </w:r>
       <w:r>
-        <w:t xml:space="preserve">contact-number and mating-cable drawing is pending, so verify the physical</w:t>
-      </w:r>
-      <w:r>
-        <w:t xml:space="preserve"> </w:t>
-      </w:r>
-      <w:r>
-        <w:t xml:space="preserve">orientation before producing a harness.</w:t>
+        <w:t xml:space="preserve">contact-number and mating-cable drawing is not included, so verify the physical</w:t>
+      </w:r>
+      <w:r>
+        <w:t xml:space="preserve"> </w:t>
+      </w:r>
+      <w:r>
+        <w:t xml:space="preserve">orientation against controlled connector data when producing a harness.</w:t>
       </w:r>
     </w:p>
     <w:bookmarkEnd w:id="67"/>
@@ -8961,7 +8919,13 @@
         <w:t xml:space="preserve"> </w:t>
       </w:r>
       <w:r>
-        <w:t xml:space="preserve">current, and operating range are pending manufacturing validation and release.</w:t>
+        <w:t xml:space="preserve">current, and operating range are not specified by the available module-level</w:t>
+      </w:r>
+      <w:r>
+        <w:t xml:space="preserve"> </w:t>
+      </w:r>
+      <w:r>
+        <w:t xml:space="preserve">documentation.</w:t>
       </w:r>
     </w:p>
     <w:p>
@@ -9029,7 +8993,7 @@
         <w:t xml:space="preserve"> </w:t>
       </w:r>
       <w:r>
-        <w:t xml:space="preserve">display adapter are pending a controlled mechanical release. Do not infer pin</w:t>
+        <w:t xml:space="preserve">display adapter are not specified by a controlled mechanical drawing. Do not infer pin</w:t>
       </w:r>
       <w:r>
         <w:t xml:space="preserve"> </w:t>
@@ -9196,19 +9160,13 @@
         <w:pStyle w:val="FirstParagraph"/>
       </w:pPr>
       <w:r>
-        <w:t xml:space="preserve">The hardware design is complete and awaiting fabrication. The procedures below</w:t>
-      </w:r>
-      <w:r>
-        <w:t xml:space="preserve"> </w:t>
-      </w:r>
-      <w:r>
-        <w:t xml:space="preserve">define the intended bring-up sequence and are backed by the technical wiki and</w:t>
-      </w:r>
-      <w:r>
-        <w:t xml:space="preserve"> </w:t>
-      </w:r>
-      <w:r>
-        <w:t xml:space="preserve">the compilable sketches under</w:t>
+        <w:t xml:space="preserve">The procedures below define the board workflow described by the technical wiki</w:t>
+      </w:r>
+      <w:r>
+        <w:t xml:space="preserve"> </w:t>
+      </w:r>
+      <w:r>
+        <w:t xml:space="preserve">and the compilable sketches under</w:t>
       </w:r>
       <w:r>
         <w:t xml:space="preserve"> </w:t>
@@ -9220,13 +9178,7 @@
         <w:t xml:space="preserve">software/cpp_examples/</w:t>
       </w:r>
       <w:r>
-        <w:t xml:space="preserve">. Physical results will</w:t>
-      </w:r>
-      <w:r>
-        <w:t xml:space="preserve"> </w:t>
-      </w:r>
-      <w:r>
-        <w:t xml:space="preserve">be recorded on the first manufactured units.</w:t>
+        <w:t xml:space="preserve">.</w:t>
       </w:r>
     </w:p>
     <w:bookmarkStart w:id="74" w:name="getting-started-with-arduino-ide"/>
@@ -9325,7 +9277,7 @@
         <w:t xml:space="preserve"> </w:t>
       </w:r>
       <w:r>
-        <w:t xml:space="preserve">or the PULSAR-specific definition when released.</w:t>
+        <w:t xml:space="preserve">or an installed PULSAR-specific board definition.</w:t>
       </w:r>
     </w:p>
     <w:p>
@@ -9387,7 +9339,13 @@
         <w:t xml:space="preserve"> </w:t>
       </w:r>
       <w:r>
-        <w:t xml:space="preserve">library compatibility, not electrical operation before fabrication.</w:t>
+        <w:t xml:space="preserve">library compatibility; electrical operation also depends on the connected</w:t>
+      </w:r>
+      <w:r>
+        <w:t xml:space="preserve"> </w:t>
+      </w:r>
+      <w:r>
+        <w:t xml:space="preserve">hardware and selected configuration.</w:t>
       </w:r>
     </w:p>
     <w:bookmarkEnd w:id="74"/>
@@ -11240,7 +11198,7 @@
       </w:r>
     </w:p>
     <w:bookmarkEnd w:id="89"/>
-    <w:bookmarkStart w:id="90" w:name="controlled-dimensions-pending"/>
+    <w:bookmarkStart w:id="90" w:name="mechanical-data-not-specified"/>
     <w:p>
       <w:pPr>
         <w:pStyle w:val="Heading3"/>
@@ -11250,7 +11208,7 @@
           <w:bCs/>
           <w:b/>
         </w:rPr>
-        <w:t xml:space="preserve">6.3 Controlled Dimensions Pending</w:t>
+        <w:t xml:space="preserve">6.3 Mechanical Data Not Specified</w:t>
       </w:r>
     </w:p>
     <w:p>
@@ -11284,7 +11242,7 @@
         <w:pStyle w:val="BodyText"/>
       </w:pPr>
       <w:r>
-        <w:t xml:space="preserve">Before enclosure or carrier release, confirm:</w:t>
+        <w:t xml:space="preserve">An enclosure or carrier design requires independently controlled values for:</w:t>
       </w:r>
     </w:p>
     <w:p>
@@ -11515,19 +11473,13 @@
         <w:pStyle w:val="BodyText"/>
       </w:pPr>
       <w:r>
-        <w:t xml:space="preserve">Product specifications and documentation may change during preview. Consult</w:t>
-      </w:r>
-      <w:r>
-        <w:t xml:space="preserve"> </w:t>
-      </w:r>
-      <w:r>
-        <w:t xml:space="preserve">the repository and Product Wiki in the next chapter for current released</w:t>
-      </w:r>
-      <w:r>
-        <w:t xml:space="preserve"> </w:t>
-      </w:r>
-      <w:r>
-        <w:t xml:space="preserve">sources.</w:t>
+        <w:t xml:space="preserve">The repository and Product Wiki in the next chapter provide the product’s</w:t>
+      </w:r>
+      <w:r>
+        <w:t xml:space="preserve"> </w:t>
+      </w:r>
+      <w:r>
+        <w:t xml:space="preserve">hardware, software, and reference documentation.</w:t>
       </w:r>
     </w:p>
     <w:bookmarkEnd w:id="93"/>
@@ -11702,7 +11654,7 @@
                 <w:rPr>
                   <w:rStyle w:val="Hyperlink"/>
                 </w:rPr>
-                <w:t xml:space="preserve">Preview setup guide</w:t>
+                <w:t xml:space="preserve">Setup guide</w:t>
               </w:r>
             </w:hyperlink>
           </w:p>
@@ -12190,7 +12142,7 @@
       </w:r>
     </w:p>
     <w:bookmarkEnd w:id="115"/>
-    <w:bookmarkStart w:id="116" w:name="items-pending-confirmation"/>
+    <w:bookmarkStart w:id="116" w:name="Xf36cfd5a10511e6206be85c79b05be6466fe219"/>
     <w:p>
       <w:pPr>
         <w:pStyle w:val="Heading3"/>
@@ -12200,7 +12152,7 @@
           <w:bCs/>
           <w:b/>
         </w:rPr>
-        <w:t xml:space="preserve">9.3 Items Pending Confirmation</w:t>
+        <w:t xml:space="preserve">9.3 Values Not Specified by the Source Package</w:t>
       </w:r>
     </w:p>
     <w:p>
@@ -12212,7 +12164,7 @@
         <w:pStyle w:val="Compact"/>
       </w:pPr>
       <w:r>
-        <w:t xml:space="preserve">Correction of the schematic title block to PULSAR RP2350A V1.3.0</w:t>
+        <w:t xml:space="preserve">A schematic title block matching UNIT PULSAR RP2350 V1.3.0</w:t>
       </w:r>
     </w:p>
     <w:p>
@@ -12344,7 +12296,7 @@
         <w:pStyle w:val="Compact"/>
       </w:pPr>
       <w:r>
-        <w:t xml:space="preserve">Runtime results for the wiki and C++ examples on manufactured units</w:t>
+        <w:t xml:space="preserve">Module-level runtime performance for the wiki and C++ examples</w:t>
       </w:r>
     </w:p>
     <w:p>
@@ -12376,7 +12328,7 @@
     <w:tbl>
       <w:tblPr>
         <w:tblStyle w:val="Table"/>
-        <w:tblW w:type="pct" w:w="5000"/>
+        <w:tblW w:type="auto" w:w="0"/>
         <w:tblLook w:firstRow="1" w:lastRow="0" w:firstColumn="0" w:lastColumn="0" w:noHBand="0" w:noVBand="0" w:val="0020"/>
         <w:jc w:val="start"/>
       </w:tblPr>
@@ -12434,7 +12386,33 @@
               <w:jc w:val="left"/>
             </w:pPr>
             <w:r>
-              <w:t xml:space="preserve">UNIT DevLab PULSAR RP2350A</w:t>
+              <w:t xml:space="preserve">UNIT PULSAR RP2350</w:t>
+            </w:r>
+          </w:p>
+        </w:tc>
+      </w:tr>
+      <w:tr>
+        <w:tc>
+          <w:tcPr/>
+          <w:p>
+            <w:pPr>
+              <w:pStyle w:val="Compact"/>
+              <w:jc w:val="left"/>
+            </w:pPr>
+            <w:r>
+              <w:t xml:space="preserve">Product family</w:t>
+            </w:r>
+          </w:p>
+        </w:tc>
+        <w:tc>
+          <w:tcPr/>
+          <w:p>
+            <w:pPr>
+              <w:pStyle w:val="Compact"/>
+              <w:jc w:val="left"/>
+            </w:pPr>
+            <w:r>
+              <w:t xml:space="preserve">UNIT DevLab ecosystem</w:t>
             </w:r>
           </w:p>
         </w:tc>
@@ -12500,32 +12478,6 @@
               <w:jc w:val="left"/>
             </w:pPr>
             <w:r>
-              <w:t xml:space="preserve">Hardware status</w:t>
-            </w:r>
-          </w:p>
-        </w:tc>
-        <w:tc>
-          <w:tcPr/>
-          <w:p>
-            <w:pPr>
-              <w:pStyle w:val="Compact"/>
-              <w:jc w:val="left"/>
-            </w:pPr>
-            <w:r>
-              <w:t xml:space="preserve">Design complete; awaiting fabrication</w:t>
-            </w:r>
-          </w:p>
-        </w:tc>
-      </w:tr>
-      <w:tr>
-        <w:tc>
-          <w:tcPr/>
-          <w:p>
-            <w:pPr>
-              <w:pStyle w:val="Compact"/>
-              <w:jc w:val="left"/>
-            </w:pPr>
-            <w:r>
               <w:t xml:space="preserve">Product Reference</w:t>
             </w:r>
           </w:p>
@@ -12538,7 +12490,7 @@
               <w:jc w:val="left"/>
             </w:pPr>
             <w:r>
-              <w:t xml:space="preserve">0.1.0, preview documentation</w:t>
+              <w:t xml:space="preserve">Version 0.1.0</w:t>
             </w:r>
           </w:p>
         </w:tc>
@@ -12578,19 +12530,19 @@
               <w:jc w:val="left"/>
             </w:pPr>
             <w:r>
-              <w:t xml:space="preserve">Firmware status</w:t>
-            </w:r>
-          </w:p>
-        </w:tc>
-        <w:tc>
-          <w:tcPr/>
-          <w:p>
-            <w:pPr>
-              <w:pStyle w:val="Compact"/>
-              <w:jc w:val="left"/>
-            </w:pPr>
-            <w:r>
-              <w:t xml:space="preserve">28 examples compile; runtime confirmation follows fabrication</w:t>
+              <w:t xml:space="preserve">Firmware</w:t>
+            </w:r>
+          </w:p>
+        </w:tc>
+        <w:tc>
+          <w:tcPr/>
+          <w:p>
+            <w:pPr>
+              <w:pStyle w:val="Compact"/>
+              <w:jc w:val="left"/>
+            </w:pPr>
+            <w:r>
+              <w:t xml:space="preserve">28 compile-checked examples</w:t>
             </w:r>
           </w:p>
         </w:tc>
@@ -12670,7 +12622,7 @@
         <w:t xml:space="preserve"> </w:t>
       </w:r>
       <w:r>
-        <w:t xml:space="preserve">not applicable to PULSAR RP2350A.</w:t>
+        <w:t xml:space="preserve">not applicable to UNIT PULSAR RP2350.</w:t>
       </w:r>
     </w:p>
     <w:p>

--- a/docs/hardware/unit_product_reference_v_0_1_0_pulsar_rp2350a.docx
+++ b/docs/hardware/unit_product_reference_v_0_1_0_pulsar_rp2350a.docx
@@ -51,43 +51,13 @@
         <w:t xml:space="preserve"> </w:t>
       </w:r>
       <w:r>
-        <w:t xml:space="preserve">Artwork</w:t>
+        <w:t xml:space="preserve">Revision</w:t>
       </w:r>
       <w:r>
         <w:t xml:space="preserve"> </w:t>
       </w:r>
       <w:r>
         <w:t xml:space="preserve">V1.3.0</w:t>
-      </w:r>
-      <w:r>
-        <w:t xml:space="preserve"> </w:t>
-      </w:r>
-      <w:r>
-        <w:t xml:space="preserve">—</w:t>
-      </w:r>
-      <w:r>
-        <w:t xml:space="preserve"> </w:t>
-      </w:r>
-      <w:r>
-        <w:t xml:space="preserve">Mfr.</w:t>
-      </w:r>
-      <w:r>
-        <w:t xml:space="preserve"> </w:t>
-      </w:r>
-      <w:r>
-        <w:t xml:space="preserve">Part</w:t>
-      </w:r>
-      <w:r>
-        <w:t xml:space="preserve"> </w:t>
-      </w:r>
-      <w:r>
-        <w:t xml:space="preserve">#:</w:t>
-      </w:r>
-      <w:r>
-        <w:t xml:space="preserve"> </w:t>
-      </w:r>
-      <w:r>
-        <w:t xml:space="preserve">UE0103</w:t>
       </w:r>
     </w:p>
     <w:p>
@@ -231,7 +201,7 @@
         <w:pStyle w:val="Compact"/>
       </w:pPr>
       <w:r>
-        <w:t xml:space="preserve">1.5 Package Contents and Handling {.section-page}</w:t>
+        <w:t xml:space="preserve">1.5 Handling {.section-page}</w:t>
       </w:r>
     </w:p>
     <w:p>
@@ -819,7 +789,7 @@
         <w:pStyle w:val="Compact"/>
       </w:pPr>
       <w:r>
-        <w:t xml:space="preserve">9.2 Source Hierarchy</w:t>
+        <w:t xml:space="preserve">9.2 Technical References</w:t>
       </w:r>
     </w:p>
     <w:p>
@@ -831,7 +801,7 @@
         <w:pStyle w:val="Compact"/>
       </w:pPr>
       <w:r>
-        <w:t xml:space="preserve">9.3 Values Not Specified by the Source Package {.section-page}</w:t>
+        <w:t xml:space="preserve">9.3 Values Not Specified by the Technical Documentation {.section-page}</w:t>
       </w:r>
     </w:p>
     <w:p>
@@ -1203,7 +1173,7 @@
         <w:t xml:space="preserve"> </w:t>
       </w:r>
       <w:r>
-        <w:t xml:space="preserve">general-purpose I/O. The V1.3.0 artwork places the controller, QSPI flash,</w:t>
+        <w:t xml:space="preserve">general-purpose I/O. Hardware revision V1.3.0 places the controller, QSPI flash,</w:t>
       </w:r>
       <w:r>
         <w:t xml:space="preserve"> </w:t>
@@ -1242,13 +1212,13 @@
         <w:pStyle w:val="FirstParagraph"/>
       </w:pPr>
       <w:r>
-        <w:t xml:space="preserve">The source package does not define an accessory bundle. The following items</w:t>
-      </w:r>
-      <w:r>
-        <w:t xml:space="preserve"> </w:t>
-      </w:r>
-      <w:r>
-        <w:t xml:space="preserve">support board operation but are not claimed as package contents:</w:t>
+        <w:t xml:space="preserve">No accessory bundle is specified. The following optional items support board</w:t>
+      </w:r>
+      <w:r>
+        <w:t xml:space="preserve"> </w:t>
+      </w:r>
+      <w:r>
+        <w:t xml:space="preserve">operation:</w:t>
       </w:r>
     </w:p>
     <w:tbl>
@@ -1588,7 +1558,7 @@
         <w:t xml:space="preserve"> </w:t>
       </w:r>
       <w:r>
-        <w:t xml:space="preserve">pin order against the controlled assembly information.</w:t>
+        <w:t xml:space="preserve">pin order against the connector documentation.</w:t>
       </w:r>
     </w:p>
     <w:bookmarkEnd w:id="27"/>
@@ -1732,32 +1702,6 @@
               <w:jc w:val="left"/>
             </w:pPr>
             <w:r>
-              <w:t xml:space="preserve">Manufacturer Part Number</w:t>
-            </w:r>
-          </w:p>
-        </w:tc>
-        <w:tc>
-          <w:tcPr/>
-          <w:p>
-            <w:pPr>
-              <w:pStyle w:val="Compact"/>
-              <w:jc w:val="left"/>
-            </w:pPr>
-            <w:r>
-              <w:t xml:space="preserve">UE0103</w:t>
-            </w:r>
-          </w:p>
-        </w:tc>
-      </w:tr>
-      <w:tr>
-        <w:tc>
-          <w:tcPr/>
-          <w:p>
-            <w:pPr>
-              <w:pStyle w:val="Compact"/>
-              <w:jc w:val="left"/>
-            </w:pPr>
-            <w:r>
               <w:t xml:space="preserve">Main component</w:t>
             </w:r>
           </w:p>
@@ -1784,7 +1728,7 @@
               <w:jc w:val="left"/>
             </w:pPr>
             <w:r>
-              <w:t xml:space="preserve">Hardware artwork</w:t>
+              <w:t xml:space="preserve">Hardware revision</w:t>
             </w:r>
           </w:p>
         </w:tc>
@@ -1885,19 +1829,7 @@
         <w:pStyle w:val="BodyText"/>
       </w:pPr>
       <w:r>
-        <w:t xml:space="preserve">The Manufacturer Part Number identifies the manufacturing assembly; it is not</w:t>
-      </w:r>
-      <w:r>
-        <w:t xml:space="preserve"> </w:t>
-      </w:r>
-      <w:r>
-        <w:t xml:space="preserve">the commercial product name. Hardware revision and documentation revision are</w:t>
-      </w:r>
-      <w:r>
-        <w:t xml:space="preserve"> </w:t>
-      </w:r>
-      <w:r>
-        <w:t xml:space="preserve">controlled independently.</w:t>
+        <w:t xml:space="preserve">Hardware revision and documentation revision are identified independently.</w:t>
       </w:r>
     </w:p>
     <w:bookmarkEnd w:id="28"/>
@@ -1950,7 +1882,7 @@
               <w:jc w:val="left"/>
             </w:pPr>
             <w:r>
-              <w:t xml:space="preserve">Fitted component</w:t>
+              <w:t xml:space="preserve">Component</w:t>
             </w:r>
           </w:p>
         </w:tc>
@@ -2595,11 +2527,11 @@
         <w:t xml:space="preserve"> </w:t>
       </w:r>
       <w:r>
-        <w:t xml:space="preserve">microphone, SWD pads, HSTX connector, and V1.3.0 artwork marking.</w:t>
+        <w:t xml:space="preserve">microphone, SWD pads, HSTX connector, and V1.3.0 revision marking.</w:t>
       </w:r>
     </w:p>
     <w:bookmarkEnd w:id="35"/>
-    <w:bookmarkStart w:id="36" w:name="package-contents-and-handling"/>
+    <w:bookmarkStart w:id="36" w:name="handling"/>
     <w:p>
       <w:pPr>
         <w:pStyle w:val="Heading3"/>
@@ -2609,26 +2541,12 @@
           <w:bCs/>
           <w:b/>
         </w:rPr>
-        <w:t xml:space="preserve">1.5 Package Contents and Handling</w:t>
+        <w:t xml:space="preserve">1.5 Handling</w:t>
       </w:r>
     </w:p>
     <w:p>
       <w:pPr>
         <w:pStyle w:val="FirstParagraph"/>
-      </w:pPr>
-      <w:r>
-        <w:t xml:space="preserve">The available documentation defines the assembled board but does not specify</w:t>
-      </w:r>
-      <w:r>
-        <w:t xml:space="preserve"> </w:t>
-      </w:r>
-      <w:r>
-        <w:t xml:space="preserve">an accessory bundle or package-contents list.</w:t>
-      </w:r>
-    </w:p>
-    <w:p>
-      <w:pPr>
-        <w:pStyle w:val="BodyText"/>
       </w:pPr>
       <w:r>
         <w:t xml:space="preserve">Handle the board using normal ESD precautions. Avoid touching the microphone</w:t>
@@ -2690,7 +2608,7 @@
         <w:t xml:space="preserve"> </w:t>
       </w:r>
       <w:r>
-        <w:t xml:space="preserve">complete PULSAR assembly.</w:t>
+        <w:t xml:space="preserve">complete PULSAR board.</w:t>
       </w:r>
     </w:p>
     <w:bookmarkStart w:id="38" w:name="recommended-operating-conditions"/>
@@ -2717,7 +2635,7 @@
         <w:t xml:space="preserve"> </w:t>
       </w:r>
       <w:r>
-        <w:t xml:space="preserve">defined by the available source package are marked as not specified.</w:t>
+        <w:t xml:space="preserve">defined by the available technical documentation are marked as not specified.</w:t>
       </w:r>
     </w:p>
     <w:tbl>
@@ -2920,7 +2838,7 @@
               <w:jc w:val="left"/>
             </w:pPr>
             <w:r>
-              <w:t xml:space="preserve">Defined by XTAL1 and BOM</w:t>
+              <w:t xml:space="preserve">XTAL1 oscillator frequency</w:t>
             </w:r>
           </w:p>
         </w:tc>
@@ -2996,7 +2914,7 @@
               <w:jc w:val="left"/>
             </w:pPr>
             <w:r>
-              <w:t xml:space="preserve">W25Q128JVPIQ fitted component</w:t>
+              <w:t xml:space="preserve">W25Q128JVPIQ onboard memory</w:t>
             </w:r>
           </w:p>
         </w:tc>
@@ -3034,7 +2952,7 @@
               <w:jc w:val="left"/>
             </w:pPr>
             <w:r>
-              <w:t xml:space="preserve">APS6404L-3SQR-ZR fitted component</w:t>
+              <w:t xml:space="preserve">APS6404L-3SQR-ZR onboard memory</w:t>
             </w:r>
           </w:p>
         </w:tc>
@@ -3119,7 +3037,7 @@
               <w:jc w:val="left"/>
             </w:pPr>
             <w:r>
-              <w:t xml:space="preserve">Cell chemistry, range, and cable assembly not supplied</w:t>
+              <w:t xml:space="preserve">Cell chemistry, range, and cable compatibility not specified</w:t>
             </w:r>
           </w:p>
         </w:tc>
@@ -3429,13 +3347,13 @@
         <w:t xml:space="preserve"> </w:t>
       </w:r>
       <w:r>
-        <w:t xml:space="preserve">require the complete schematic, layout, assembly, and</w:t>
-      </w:r>
-      <w:r>
-        <w:t xml:space="preserve"> </w:t>
-      </w:r>
-      <w:r>
-        <w:t xml:space="preserve">validation results.</w:t>
+        <w:t xml:space="preserve">apply to the complete board rather than an individual</w:t>
+      </w:r>
+      <w:r>
+        <w:t xml:space="preserve"> </w:t>
+      </w:r>
+      <w:r>
+        <w:t xml:space="preserve">component.</w:t>
       </w:r>
     </w:p>
     <w:bookmarkEnd w:id="39"/>
@@ -3558,7 +3476,7 @@
               <w:jc w:val="left"/>
             </w:pPr>
             <w:r>
-              <w:t xml:space="preserve">BMI270 bus; pull-ups shown in the assembly</w:t>
+              <w:t xml:space="preserve">BMI270 bus with onboard pull-ups</w:t>
             </w:r>
           </w:p>
         </w:tc>
@@ -4191,7 +4109,7 @@
         <w:pStyle w:val="Compact"/>
       </w:pPr>
       <w:r>
-        <w:t xml:space="preserve">Battery charge current and supported cell/cable assembly</w:t>
+        <w:t xml:space="preserve">Battery charge current and supported cell/cable compatibility</w:t>
       </w:r>
     </w:p>
     <w:p>
@@ -6031,7 +5949,7 @@
         <w:t xml:space="preserve"> </w:t>
       </w:r>
       <w:r>
-        <w:t xml:space="preserve">indicator. The actual charge current is set by the assembled programming path;</w:t>
+        <w:t xml:space="preserve">indicator. The actual charge current is set by the charge-configuration network;</w:t>
       </w:r>
       <w:r>
         <w:t xml:space="preserve"> </w:t>
@@ -6541,7 +6459,7 @@
         <w:pStyle w:val="FirstParagraph"/>
       </w:pPr>
       <w:r>
-        <w:t xml:space="preserve">Pin labels describe the V1.3 artwork. GPIO numbers identify RP2350A signals;</w:t>
+        <w:t xml:space="preserve">Pin labels describe hardware revision V1.3. GPIO numbers identify RP2350A signals;</w:t>
       </w:r>
       <w:r>
         <w:t xml:space="preserve"> </w:t>
@@ -7131,7 +7049,7 @@
               <w:jc w:val="left"/>
             </w:pPr>
             <w:r>
-              <w:t xml:space="preserve">Artwork labels present</w:t>
+              <w:t xml:space="preserve">Board labels present</w:t>
             </w:r>
           </w:p>
         </w:tc>
@@ -8901,7 +8819,7 @@
         <w:t xml:space="preserve"> </w:t>
       </w:r>
       <w:r>
-        <w:t xml:space="preserve">battery return. Polarity markings are present on the bottom artwork. The</w:t>
+        <w:t xml:space="preserve">battery return. Polarity markings are present on the bottom side. The</w:t>
       </w:r>
       <w:r>
         <w:t xml:space="preserve"> </w:t>
@@ -8913,7 +8831,7 @@
         <w:t xml:space="preserve"> </w:t>
       </w:r>
       <w:r>
-        <w:t xml:space="preserve">system, but the approved cell, connector assembly, polarity convention, charge</w:t>
+        <w:t xml:space="preserve">system, but the compatible cell, connector, polarity convention, charge</w:t>
       </w:r>
       <w:r>
         <w:t xml:space="preserve"> </w:t>
@@ -11021,7 +10939,7 @@
         <w:pStyle w:val="FirstParagraph"/>
       </w:pPr>
       <w:r>
-        <w:t xml:space="preserve">The V1.3.0 artwork shows a narrow development-board layout with two parallel</w:t>
+        <w:t xml:space="preserve">Hardware revision V1.3.0 uses a narrow development-board layout with two parallel</w:t>
       </w:r>
       <w:r>
         <w:t xml:space="preserve"> </w:t>
@@ -11857,19 +11775,13 @@
         <w:t xml:space="preserve">1.0.0</w:t>
       </w:r>
       <w:r>
-        <w:t xml:space="preserve">; this is a known document-control inconsistency in the supplied V1.3</w:t>
-      </w:r>
-      <w:r>
-        <w:t xml:space="preserve"> </w:t>
-      </w:r>
-      <w:r>
-        <w:t xml:space="preserve">package and does not change the fitted RP2350A identified by the BOM and</w:t>
-      </w:r>
-      <w:r>
-        <w:t xml:space="preserve"> </w:t>
-      </w:r>
-      <w:r>
-        <w:t xml:space="preserve">artwork.</w:t>
+        <w:t xml:space="preserve">; this label differs from the UNIT PULSAR RP2350 name and RP2350A</w:t>
+      </w:r>
+      <w:r>
+        <w:t xml:space="preserve"> </w:t>
+      </w:r>
+      <w:r>
+        <w:t xml:space="preserve">controller described in this reference.</w:t>
       </w:r>
     </w:p>
     <w:bookmarkStart w:id="105" w:name="processor-memory-usb-io-and-power-entry"/>
@@ -12056,7 +11968,7 @@
     </w:p>
     <w:bookmarkEnd w:id="113"/>
     <w:bookmarkEnd w:id="114"/>
-    <w:bookmarkStart w:id="115" w:name="source-hierarchy"/>
+    <w:bookmarkStart w:id="115" w:name="technical-references"/>
     <w:p>
       <w:pPr>
         <w:pStyle w:val="Heading3"/>
@@ -12066,7 +11978,7 @@
           <w:bCs/>
           <w:b/>
         </w:rPr>
-        <w:t xml:space="preserve">9.2 Source Hierarchy</w:t>
+        <w:t xml:space="preserve">9.2 Technical References</w:t>
       </w:r>
     </w:p>
     <w:p>
@@ -12078,13 +11990,7 @@
         <w:pStyle w:val="Compact"/>
       </w:pPr>
       <w:r>
-        <w:t xml:space="preserve">V1.3 schematic, manufacturing BOM, and V1.3 board artwork define fitted</w:t>
-      </w:r>
-      <w:r>
-        <w:t xml:space="preserve"> </w:t>
-      </w:r>
-      <w:r>
-        <w:t xml:space="preserve">components, visible labels, and board connectivity.</w:t>
+        <w:t xml:space="preserve">The V1.3 schematic defines board connectivity and component designators.</w:t>
       </w:r>
     </w:p>
     <w:p>
@@ -12142,7 +12048,7 @@
       </w:r>
     </w:p>
     <w:bookmarkEnd w:id="115"/>
-    <w:bookmarkStart w:id="116" w:name="Xf36cfd5a10511e6206be85c79b05be6466fe219"/>
+    <w:bookmarkStart w:id="116" w:name="Xc69fc42ee66445cecdcdb0e7409e522581a6637"/>
     <w:p>
       <w:pPr>
         <w:pStyle w:val="Heading3"/>
@@ -12152,7 +12058,7 @@
           <w:bCs/>
           <w:b/>
         </w:rPr>
-        <w:t xml:space="preserve">9.3 Values Not Specified by the Source Package</w:t>
+        <w:t xml:space="preserve">9.3 Values Not Specified by the Technical Documentation</w:t>
       </w:r>
     </w:p>
     <w:p>
@@ -12212,7 +12118,7 @@
         <w:pStyle w:val="Compact"/>
       </w:pPr>
       <w:r>
-        <w:t xml:space="preserve">Power-source priority, charge current, and approved battery assembly</w:t>
+        <w:t xml:space="preserve">Power-source priority, charge current, and compatible battery connection</w:t>
       </w:r>
     </w:p>
     <w:p>
@@ -12308,7 +12214,7 @@
         <w:pStyle w:val="Compact"/>
       </w:pPr>
       <w:r>
-        <w:t xml:space="preserve">Final controlled pinout, topology, and dimensions artwork</w:t>
+        <w:t xml:space="preserve">Complete pinout, topology, and dimension drawings</w:t>
       </w:r>
     </w:p>
     <w:bookmarkEnd w:id="116"/>
@@ -12426,33 +12332,7 @@
               <w:jc w:val="left"/>
             </w:pPr>
             <w:r>
-              <w:t xml:space="preserve">Manufacturer Part Number</w:t>
-            </w:r>
-          </w:p>
-        </w:tc>
-        <w:tc>
-          <w:tcPr/>
-          <w:p>
-            <w:pPr>
-              <w:pStyle w:val="Compact"/>
-              <w:jc w:val="left"/>
-            </w:pPr>
-            <w:r>
-              <w:t xml:space="preserve">UE0103</w:t>
-            </w:r>
-          </w:p>
-        </w:tc>
-      </w:tr>
-      <w:tr>
-        <w:tc>
-          <w:tcPr/>
-          <w:p>
-            <w:pPr>
-              <w:pStyle w:val="Compact"/>
-              <w:jc w:val="left"/>
-            </w:pPr>
-            <w:r>
-              <w:t xml:space="preserve">Hardware artwork</w:t>
+              <w:t xml:space="preserve">Hardware revision</w:t>
             </w:r>
           </w:p>
         </w:tc>
@@ -12571,13 +12451,7 @@
         <w:pStyle w:val="Compact"/>
       </w:pPr>
       <w:r>
-        <w:t xml:space="preserve">The V1.3 schematic filename, artwork, and BOM identify RP2350A, but the</w:t>
-      </w:r>
-      <w:r>
-        <w:t xml:space="preserve"> </w:t>
-      </w:r>
-      <w:r>
-        <w:t xml:space="preserve">schematic title block says</w:t>
+        <w:t xml:space="preserve">The board uses an RP2350A, but the schematic title block says</w:t>
       </w:r>
       <w:r>
         <w:t xml:space="preserve"> </w:t>

--- a/docs/hardware/unit_product_reference_v_0_1_0_pulsar_rp2350a.docx
+++ b/docs/hardware/unit_product_reference_v_0_1_0_pulsar_rp2350a.docx
@@ -4290,7 +4290,7 @@
     </w:p>
     <w:bookmarkEnd w:id="43"/>
     <w:bookmarkEnd w:id="44"/>
-    <w:bookmarkStart w:id="64" w:name="functional-overview"/>
+    <w:bookmarkStart w:id="88" w:name="functional-overview"/>
     <w:p>
       <w:pPr>
         <w:pStyle w:val="Heading2"/>
@@ -4868,7 +4868,7 @@
       </w:r>
     </w:p>
     <w:bookmarkEnd w:id="50"/>
-    <w:bookmarkStart w:id="51" w:name="memory-architecture-flash-and-psram"/>
+    <w:bookmarkStart w:id="54" w:name="memory-architecture-flash-and-psram"/>
     <w:p>
       <w:pPr>
         <w:pStyle w:val="Heading3"/>
@@ -4977,6 +4977,61 @@
     </w:p>
     <w:p>
       <w:pPr>
+        <w:pStyle w:val="CaptionedFigure"/>
+      </w:pPr>
+      <w:r>
+        <w:drawing>
+          <wp:inline>
+            <wp:extent cx="4754880" cy="2675028"/>
+            <wp:effectExtent b="0" l="0" r="0" t="0"/>
+            <wp:docPr descr="External PSRAM location" title="" id="52" name="Picture"/>
+            <a:graphic>
+              <a:graphicData uri="http://schemas.openxmlformats.org/drawingml/2006/picture">
+                <pic:pic>
+                  <pic:nvPicPr>
+                    <pic:cNvPr descr="hardware/resources/unit_wiki_psram_pulsar_rp2350.png" id="53" name="Picture"/>
+                    <pic:cNvPicPr>
+                      <a:picLocks noChangeArrowheads="1" noChangeAspect="1"/>
+                    </pic:cNvPicPr>
+                  </pic:nvPicPr>
+                  <pic:blipFill>
+                    <a:blip r:embed="rId51"/>
+                    <a:stretch>
+                      <a:fillRect/>
+                    </a:stretch>
+                  </pic:blipFill>
+                  <pic:spPr bwMode="auto">
+                    <a:xfrm>
+                      <a:off x="0" y="0"/>
+                      <a:ext cx="4754880" cy="2675028"/>
+                    </a:xfrm>
+                    <a:prstGeom prst="rect">
+                      <a:avLst/>
+                    </a:prstGeom>
+                    <a:noFill/>
+                    <a:ln w="9525">
+                      <a:noFill/>
+                      <a:headEnd/>
+                      <a:tailEnd/>
+                    </a:ln>
+                  </pic:spPr>
+                </pic:pic>
+              </a:graphicData>
+            </a:graphic>
+          </wp:inline>
+        </w:drawing>
+      </w:r>
+    </w:p>
+    <w:p>
+      <w:pPr>
+        <w:pStyle w:val="ImageCaption"/>
+      </w:pPr>
+      <w:r>
+        <w:t xml:space="preserve">External PSRAM location</w:t>
+      </w:r>
+    </w:p>
+    <w:p>
+      <w:pPr>
         <w:pStyle w:val="BodyText"/>
       </w:pPr>
       <w:r>
@@ -5007,8 +5062,8 @@
         <w:t xml:space="preserve">free after global/static allocations.</w:t>
       </w:r>
     </w:p>
-    <w:bookmarkEnd w:id="51"/>
-    <w:bookmarkStart w:id="52" w:name="hstx-video-output"/>
+    <w:bookmarkEnd w:id="54"/>
+    <w:bookmarkStart w:id="61" w:name="hstx-video-output"/>
     <w:p>
       <w:pPr>
         <w:pStyle w:val="Heading3"/>
@@ -5039,6 +5094,61 @@
       </w:r>
       <w:r>
         <w:t xml:space="preserve">PCB routing define four channel pairs:</w:t>
+      </w:r>
+    </w:p>
+    <w:p>
+      <w:pPr>
+        <w:pStyle w:val="CaptionedFigure"/>
+      </w:pPr>
+      <w:r>
+        <w:drawing>
+          <wp:inline>
+            <wp:extent cx="5669280" cy="2148917"/>
+            <wp:effectExtent b="0" l="0" r="0" t="0"/>
+            <wp:docPr descr="HSTX connector location" title="" id="56" name="Picture"/>
+            <a:graphic>
+              <a:graphicData uri="http://schemas.openxmlformats.org/drawingml/2006/picture">
+                <pic:pic>
+                  <pic:nvPicPr>
+                    <pic:cNvPr descr="hardware/resources/unit_wiki_hstx_pulsar_rp2350.png" id="57" name="Picture"/>
+                    <pic:cNvPicPr>
+                      <a:picLocks noChangeArrowheads="1" noChangeAspect="1"/>
+                    </pic:cNvPicPr>
+                  </pic:nvPicPr>
+                  <pic:blipFill>
+                    <a:blip r:embed="rId55"/>
+                    <a:stretch>
+                      <a:fillRect/>
+                    </a:stretch>
+                  </pic:blipFill>
+                  <pic:spPr bwMode="auto">
+                    <a:xfrm>
+                      <a:off x="0" y="0"/>
+                      <a:ext cx="5669280" cy="2148917"/>
+                    </a:xfrm>
+                    <a:prstGeom prst="rect">
+                      <a:avLst/>
+                    </a:prstGeom>
+                    <a:noFill/>
+                    <a:ln w="9525">
+                      <a:noFill/>
+                      <a:headEnd/>
+                      <a:tailEnd/>
+                    </a:ln>
+                  </pic:spPr>
+                </pic:pic>
+              </a:graphicData>
+            </a:graphic>
+          </wp:inline>
+        </w:drawing>
+      </w:r>
+    </w:p>
+    <w:p>
+      <w:pPr>
+        <w:pStyle w:val="ImageCaption"/>
+      </w:pPr>
+      <w:r>
+        <w:t xml:space="preserve">HSTX connector location</w:t>
       </w:r>
     </w:p>
     <w:tbl>
@@ -5336,6 +5446,61 @@
     </w:p>
     <w:p>
       <w:pPr>
+        <w:pStyle w:val="CaptionedFigure"/>
+      </w:pPr>
+      <w:r>
+        <w:drawing>
+          <wp:inline>
+            <wp:extent cx="1920240" cy="2349982"/>
+            <wp:effectExtent b="0" l="0" r="0" t="0"/>
+            <wp:docPr descr="UDVI HSTX library in Arduino Library Manager" title="" id="59" name="Picture"/>
+            <a:graphic>
+              <a:graphicData uri="http://schemas.openxmlformats.org/drawingml/2006/picture">
+                <pic:pic>
+                  <pic:nvPicPr>
+                    <pic:cNvPr descr="hardware/resources/unit_wiki_udvi_library_pulsar_rp2350.png" id="60" name="Picture"/>
+                    <pic:cNvPicPr>
+                      <a:picLocks noChangeArrowheads="1" noChangeAspect="1"/>
+                    </pic:cNvPicPr>
+                  </pic:nvPicPr>
+                  <pic:blipFill>
+                    <a:blip r:embed="rId58"/>
+                    <a:stretch>
+                      <a:fillRect/>
+                    </a:stretch>
+                  </pic:blipFill>
+                  <pic:spPr bwMode="auto">
+                    <a:xfrm>
+                      <a:off x="0" y="0"/>
+                      <a:ext cx="1920240" cy="2349982"/>
+                    </a:xfrm>
+                    <a:prstGeom prst="rect">
+                      <a:avLst/>
+                    </a:prstGeom>
+                    <a:noFill/>
+                    <a:ln w="9525">
+                      <a:noFill/>
+                      <a:headEnd/>
+                      <a:tailEnd/>
+                    </a:ln>
+                  </pic:spPr>
+                </pic:pic>
+              </a:graphicData>
+            </a:graphic>
+          </wp:inline>
+        </w:drawing>
+      </w:r>
+    </w:p>
+    <w:p>
+      <w:pPr>
+        <w:pStyle w:val="ImageCaption"/>
+      </w:pPr>
+      <w:r>
+        <w:t xml:space="preserve">UDVI HSTX library in Arduino Library Manager</w:t>
+      </w:r>
+    </w:p>
+    <w:p>
+      <w:pPr>
         <w:pStyle w:val="BodyText"/>
       </w:pPr>
       <w:r>
@@ -5354,8 +5519,8 @@
         <w:t xml:space="preserve">adapters must match the connector contact order and differential-pair routing.</w:t>
       </w:r>
     </w:p>
-    <w:bookmarkEnd w:id="52"/>
-    <w:bookmarkStart w:id="53" w:name="microsd-card-socket"/>
+    <w:bookmarkEnd w:id="61"/>
+    <w:bookmarkStart w:id="65" w:name="microsd-card-socket"/>
     <w:p>
       <w:pPr>
         <w:pStyle w:val="Heading3"/>
@@ -5374,6 +5539,61 @@
       </w:pPr>
       <w:r>
         <w:t xml:space="preserve">The 47309-2651 socket is connected to a complete four-bit SDIO signal group:</w:t>
+      </w:r>
+    </w:p>
+    <w:p>
+      <w:pPr>
+        <w:pStyle w:val="CaptionedFigure"/>
+      </w:pPr>
+      <w:r>
+        <w:drawing>
+          <wp:inline>
+            <wp:extent cx="4754880" cy="2358215"/>
+            <wp:effectExtent b="0" l="0" r="0" t="0"/>
+            <wp:docPr descr="microSD socket location" title="" id="63" name="Picture"/>
+            <a:graphic>
+              <a:graphicData uri="http://schemas.openxmlformats.org/drawingml/2006/picture">
+                <pic:pic>
+                  <pic:nvPicPr>
+                    <pic:cNvPr descr="hardware/resources/unit_wiki_microsd_pulsar_rp2350.png" id="64" name="Picture"/>
+                    <pic:cNvPicPr>
+                      <a:picLocks noChangeArrowheads="1" noChangeAspect="1"/>
+                    </pic:cNvPicPr>
+                  </pic:nvPicPr>
+                  <pic:blipFill>
+                    <a:blip r:embed="rId62"/>
+                    <a:stretch>
+                      <a:fillRect/>
+                    </a:stretch>
+                  </pic:blipFill>
+                  <pic:spPr bwMode="auto">
+                    <a:xfrm>
+                      <a:off x="0" y="0"/>
+                      <a:ext cx="4754880" cy="2358215"/>
+                    </a:xfrm>
+                    <a:prstGeom prst="rect">
+                      <a:avLst/>
+                    </a:prstGeom>
+                    <a:noFill/>
+                    <a:ln w="9525">
+                      <a:noFill/>
+                      <a:headEnd/>
+                      <a:tailEnd/>
+                    </a:ln>
+                  </pic:spPr>
+                </pic:pic>
+              </a:graphicData>
+            </a:graphic>
+          </wp:inline>
+        </w:drawing>
+      </w:r>
+    </w:p>
+    <w:p>
+      <w:pPr>
+        <w:pStyle w:val="ImageCaption"/>
+      </w:pPr>
+      <w:r>
+        <w:t xml:space="preserve">microSD socket location</w:t>
       </w:r>
     </w:p>
     <w:tbl>
@@ -5746,8 +5966,8 @@
         <w:t xml:space="preserve">wiki workflow uses FAT32 for initial validation.</w:t>
       </w:r>
     </w:p>
-    <w:bookmarkEnd w:id="53"/>
-    <w:bookmarkStart w:id="54" w:name="led-indicators"/>
+    <w:bookmarkEnd w:id="65"/>
+    <w:bookmarkStart w:id="72" w:name="led-indicators"/>
     <w:p>
       <w:pPr>
         <w:pStyle w:val="Heading3"/>
@@ -5782,6 +6002,61 @@
     </w:p>
     <w:p>
       <w:pPr>
+        <w:pStyle w:val="CaptionedFigure"/>
+      </w:pPr>
+      <w:r>
+        <w:drawing>
+          <wp:inline>
+            <wp:extent cx="5303520" cy="2303988"/>
+            <wp:effectExtent b="0" l="0" r="0" t="0"/>
+            <wp:docPr descr="WS2812 RGB LED locations" title="" id="67" name="Picture"/>
+            <a:graphic>
+              <a:graphicData uri="http://schemas.openxmlformats.org/drawingml/2006/picture">
+                <pic:pic>
+                  <pic:nvPicPr>
+                    <pic:cNvPr descr="hardware/resources/unit_wiki_ws2812_pulsar_rp2350.png" id="68" name="Picture"/>
+                    <pic:cNvPicPr>
+                      <a:picLocks noChangeArrowheads="1" noChangeAspect="1"/>
+                    </pic:cNvPicPr>
+                  </pic:nvPicPr>
+                  <pic:blipFill>
+                    <a:blip r:embed="rId66"/>
+                    <a:stretch>
+                      <a:fillRect/>
+                    </a:stretch>
+                  </pic:blipFill>
+                  <pic:spPr bwMode="auto">
+                    <a:xfrm>
+                      <a:off x="0" y="0"/>
+                      <a:ext cx="5303520" cy="2303988"/>
+                    </a:xfrm>
+                    <a:prstGeom prst="rect">
+                      <a:avLst/>
+                    </a:prstGeom>
+                    <a:noFill/>
+                    <a:ln w="9525">
+                      <a:noFill/>
+                      <a:headEnd/>
+                      <a:tailEnd/>
+                    </a:ln>
+                  </pic:spPr>
+                </pic:pic>
+              </a:graphicData>
+            </a:graphic>
+          </wp:inline>
+        </w:drawing>
+      </w:r>
+    </w:p>
+    <w:p>
+      <w:pPr>
+        <w:pStyle w:val="ImageCaption"/>
+      </w:pPr>
+      <w:r>
+        <w:t xml:space="preserve">WS2812 RGB LED locations</w:t>
+      </w:r>
+    </w:p>
+    <w:p>
+      <w:pPr>
         <w:pStyle w:val="BodyText"/>
       </w:pPr>
       <w:r>
@@ -5838,6 +6113,61 @@
     </w:p>
     <w:p>
       <w:pPr>
+        <w:pStyle w:val="CaptionedFigure"/>
+      </w:pPr>
+      <w:r>
+        <w:drawing>
+          <wp:inline>
+            <wp:extent cx="4754880" cy="2177204"/>
+            <wp:effectExtent b="0" l="0" r="0" t="0"/>
+            <wp:docPr descr="Built-in user LED location" title="" id="70" name="Picture"/>
+            <a:graphic>
+              <a:graphicData uri="http://schemas.openxmlformats.org/drawingml/2006/picture">
+                <pic:pic>
+                  <pic:nvPicPr>
+                    <pic:cNvPr descr="hardware/resources/unit_wiki_led_builtin_pulsar_rp2350.png" id="71" name="Picture"/>
+                    <pic:cNvPicPr>
+                      <a:picLocks noChangeArrowheads="1" noChangeAspect="1"/>
+                    </pic:cNvPicPr>
+                  </pic:nvPicPr>
+                  <pic:blipFill>
+                    <a:blip r:embed="rId69"/>
+                    <a:stretch>
+                      <a:fillRect/>
+                    </a:stretch>
+                  </pic:blipFill>
+                  <pic:spPr bwMode="auto">
+                    <a:xfrm>
+                      <a:off x="0" y="0"/>
+                      <a:ext cx="4754880" cy="2177204"/>
+                    </a:xfrm>
+                    <a:prstGeom prst="rect">
+                      <a:avLst/>
+                    </a:prstGeom>
+                    <a:noFill/>
+                    <a:ln w="9525">
+                      <a:noFill/>
+                      <a:headEnd/>
+                      <a:tailEnd/>
+                    </a:ln>
+                  </pic:spPr>
+                </pic:pic>
+              </a:graphicData>
+            </a:graphic>
+          </wp:inline>
+        </w:drawing>
+      </w:r>
+    </w:p>
+    <w:p>
+      <w:pPr>
+        <w:pStyle w:val="ImageCaption"/>
+      </w:pPr>
+      <w:r>
+        <w:t xml:space="preserve">Built-in user LED location</w:t>
+      </w:r>
+    </w:p>
+    <w:p>
+      <w:pPr>
         <w:pStyle w:val="BodyText"/>
       </w:pPr>
       <w:r>
@@ -5850,8 +6180,8 @@
         <w:t xml:space="preserve">rise matters. Updating the RGB chain is independent from HSTX video output.</w:t>
       </w:r>
     </w:p>
-    <w:bookmarkEnd w:id="54"/>
-    <w:bookmarkStart w:id="55" w:name="Xf0ddbff40672dd96bccce33734ac57e6208d3ad"/>
+    <w:bookmarkEnd w:id="72"/>
+    <w:bookmarkStart w:id="73" w:name="Xf0ddbff40672dd96bccce33734ac57e6208d3ad"/>
     <w:p>
       <w:pPr>
         <w:pStyle w:val="Heading3"/>
@@ -6002,8 +6332,8 @@
         <w:t xml:space="preserve">the schematic and module specifications.</w:t>
       </w:r>
     </w:p>
-    <w:bookmarkEnd w:id="55"/>
-    <w:bookmarkStart w:id="59" w:name="power-tree"/>
+    <w:bookmarkEnd w:id="73"/>
+    <w:bookmarkStart w:id="77" w:name="power-tree"/>
     <w:p>
       <w:pPr>
         <w:pStyle w:val="Heading3"/>
@@ -6025,18 +6355,18 @@
           <wp:inline>
             <wp:extent cx="6108700" cy="3579116"/>
             <wp:effectExtent b="0" l="0" r="0" t="0"/>
-            <wp:docPr descr="" title="" id="57" name="Picture"/>
+            <wp:docPr descr="" title="" id="75" name="Picture"/>
             <a:graphic>
               <a:graphicData uri="http://schemas.openxmlformats.org/drawingml/2006/picture">
                 <pic:pic>
                   <pic:nvPicPr>
-                    <pic:cNvPr descr="hardware/resources/unit_power_tree_v_1_3_0_pulsar_rp2350a.png" id="58" name="Picture"/>
+                    <pic:cNvPr descr="hardware/resources/unit_power_tree_v_1_3_0_pulsar_rp2350a.png" id="76" name="Picture"/>
                     <pic:cNvPicPr>
                       <a:picLocks noChangeArrowheads="1" noChangeAspect="1"/>
                     </pic:cNvPicPr>
                   </pic:nvPicPr>
                   <pic:blipFill>
-                    <a:blip r:embed="rId56"/>
+                    <a:blip r:embed="rId74"/>
                     <a:stretch>
                       <a:fillRect/>
                     </a:stretch>
@@ -6127,8 +6457,8 @@
         <w:t xml:space="preserve">specified at module level.</w:t>
       </w:r>
     </w:p>
-    <w:bookmarkEnd w:id="59"/>
-    <w:bookmarkStart w:id="60" w:name="bmi270-motion-sensor"/>
+    <w:bookmarkEnd w:id="77"/>
+    <w:bookmarkStart w:id="78" w:name="bmi270-motion-sensor"/>
     <w:p>
       <w:pPr>
         <w:pStyle w:val="Heading3"/>
@@ -6211,8 +6541,8 @@
         <w:t xml:space="preserve">configured through the BMI270 driver and are not fixed by the PCB.</w:t>
       </w:r>
     </w:p>
-    <w:bookmarkEnd w:id="60"/>
-    <w:bookmarkStart w:id="61" w:name="pdm-microphone"/>
+    <w:bookmarkEnd w:id="78"/>
+    <w:bookmarkStart w:id="82" w:name="pdm-microphone"/>
     <w:p>
       <w:pPr>
         <w:pStyle w:val="Heading3"/>
@@ -6253,6 +6583,61 @@
     </w:p>
     <w:p>
       <w:pPr>
+        <w:pStyle w:val="CaptionedFigure"/>
+      </w:pPr>
+      <w:r>
+        <w:drawing>
+          <wp:inline>
+            <wp:extent cx="5029200" cy="2455860"/>
+            <wp:effectExtent b="0" l="0" r="0" t="0"/>
+            <wp:docPr descr="PDM microphone location" title="" id="80" name="Picture"/>
+            <a:graphic>
+              <a:graphicData uri="http://schemas.openxmlformats.org/drawingml/2006/picture">
+                <pic:pic>
+                  <pic:nvPicPr>
+                    <pic:cNvPr descr="hardware/resources/unit_wiki_pdm_pulsar_rp2350.png" id="81" name="Picture"/>
+                    <pic:cNvPicPr>
+                      <a:picLocks noChangeArrowheads="1" noChangeAspect="1"/>
+                    </pic:cNvPicPr>
+                  </pic:nvPicPr>
+                  <pic:blipFill>
+                    <a:blip r:embed="rId79"/>
+                    <a:stretch>
+                      <a:fillRect/>
+                    </a:stretch>
+                  </pic:blipFill>
+                  <pic:spPr bwMode="auto">
+                    <a:xfrm>
+                      <a:off x="0" y="0"/>
+                      <a:ext cx="5029200" cy="2455860"/>
+                    </a:xfrm>
+                    <a:prstGeom prst="rect">
+                      <a:avLst/>
+                    </a:prstGeom>
+                    <a:noFill/>
+                    <a:ln w="9525">
+                      <a:noFill/>
+                      <a:headEnd/>
+                      <a:tailEnd/>
+                    </a:ln>
+                  </pic:spPr>
+                </pic:pic>
+              </a:graphicData>
+            </a:graphic>
+          </wp:inline>
+        </w:drawing>
+      </w:r>
+    </w:p>
+    <w:p>
+      <w:pPr>
+        <w:pStyle w:val="ImageCaption"/>
+      </w:pPr>
+      <w:r>
+        <w:t xml:space="preserve">PDM microphone location</w:t>
+      </w:r>
+    </w:p>
+    <w:p>
+      <w:pPr>
         <w:pStyle w:val="BodyText"/>
       </w:pPr>
       <w:r>
@@ -6277,8 +6662,8 @@
         <w:t xml:space="preserve">acoustic implementation and are not specified at module level.</w:t>
       </w:r>
     </w:p>
-    <w:bookmarkEnd w:id="61"/>
-    <w:bookmarkStart w:id="62" w:name="i2c-and-qwiic-expansion"/>
+    <w:bookmarkEnd w:id="82"/>
+    <w:bookmarkStart w:id="86" w:name="i2c-and-qwiic-expansion"/>
     <w:p>
       <w:pPr>
         <w:pStyle w:val="Heading3"/>
@@ -6337,6 +6722,61 @@
     </w:p>
     <w:p>
       <w:pPr>
+        <w:pStyle w:val="CaptionedFigure"/>
+      </w:pPr>
+      <w:r>
+        <w:drawing>
+          <wp:inline>
+            <wp:extent cx="5669280" cy="3127333"/>
+            <wp:effectExtent b="0" l="0" r="0" t="0"/>
+            <wp:docPr descr="I2C and QWIIC connections" title="" id="84" name="Picture"/>
+            <a:graphic>
+              <a:graphicData uri="http://schemas.openxmlformats.org/drawingml/2006/picture">
+                <pic:pic>
+                  <pic:nvPicPr>
+                    <pic:cNvPr descr="hardware/resources/unit_wiki_i2c_pulsar_rp2350.png" id="85" name="Picture"/>
+                    <pic:cNvPicPr>
+                      <a:picLocks noChangeArrowheads="1" noChangeAspect="1"/>
+                    </pic:cNvPicPr>
+                  </pic:nvPicPr>
+                  <pic:blipFill>
+                    <a:blip r:embed="rId83"/>
+                    <a:stretch>
+                      <a:fillRect/>
+                    </a:stretch>
+                  </pic:blipFill>
+                  <pic:spPr bwMode="auto">
+                    <a:xfrm>
+                      <a:off x="0" y="0"/>
+                      <a:ext cx="5669280" cy="3127333"/>
+                    </a:xfrm>
+                    <a:prstGeom prst="rect">
+                      <a:avLst/>
+                    </a:prstGeom>
+                    <a:noFill/>
+                    <a:ln w="9525">
+                      <a:noFill/>
+                      <a:headEnd/>
+                      <a:tailEnd/>
+                    </a:ln>
+                  </pic:spPr>
+                </pic:pic>
+              </a:graphicData>
+            </a:graphic>
+          </wp:inline>
+        </w:drawing>
+      </w:r>
+    </w:p>
+    <w:p>
+      <w:pPr>
+        <w:pStyle w:val="ImageCaption"/>
+      </w:pPr>
+      <w:r>
+        <w:t xml:space="preserve">I2C and QWIIC connections</w:t>
+      </w:r>
+    </w:p>
+    <w:p>
+      <w:pPr>
         <w:pStyle w:val="BodyText"/>
       </w:pPr>
       <w:r>
@@ -6367,8 +6807,8 @@
         <w:t xml:space="preserve">when attaching multiple devices.</w:t>
       </w:r>
     </w:p>
-    <w:bookmarkEnd w:id="62"/>
-    <w:bookmarkStart w:id="63" w:name="combined-system-operation"/>
+    <w:bookmarkEnd w:id="86"/>
+    <w:bookmarkStart w:id="87" w:name="combined-system-operation"/>
     <w:p>
       <w:pPr>
         <w:pStyle w:val="Heading3"/>
@@ -6439,9 +6879,9 @@
         <w:t xml:space="preserve">separately before the combined application.</w:t>
       </w:r>
     </w:p>
-    <w:bookmarkEnd w:id="63"/>
-    <w:bookmarkEnd w:id="64"/>
-    <w:bookmarkStart w:id="73" w:name="connectors-pinouts"/>
+    <w:bookmarkEnd w:id="87"/>
+    <w:bookmarkEnd w:id="88"/>
+    <w:bookmarkStart w:id="97" w:name="connectors-pinouts"/>
     <w:p>
       <w:pPr>
         <w:pStyle w:val="Heading2"/>
@@ -6468,7 +6908,7 @@
         <w:t xml:space="preserve">framework aliases depend on the selected board definition.</w:t>
       </w:r>
     </w:p>
-    <w:bookmarkStart w:id="65" w:name="general-pinout"/>
+    <w:bookmarkStart w:id="89" w:name="general-pinout"/>
     <w:p>
       <w:pPr>
         <w:pStyle w:val="Heading3"/>
@@ -7895,8 +8335,8 @@
         <w:t xml:space="preserve">unreleased input or load limits.</w:t>
       </w:r>
     </w:p>
-    <w:bookmarkEnd w:id="65"/>
-    <w:bookmarkStart w:id="66" w:name="arduino-nano-pinout-compatibility"/>
+    <w:bookmarkEnd w:id="89"/>
+    <w:bookmarkStart w:id="90" w:name="arduino-nano-pinout-compatibility"/>
     <w:p>
       <w:pPr>
         <w:pStyle w:val="Heading3"/>
@@ -8089,8 +8529,8 @@
         <w:t xml:space="preserve">reset, analog, and digital position and verify bottom-side clearance.</w:t>
       </w:r>
     </w:p>
-    <w:bookmarkEnd w:id="66"/>
-    <w:bookmarkStart w:id="67" w:name="qwiic-connector"/>
+    <w:bookmarkEnd w:id="90"/>
+    <w:bookmarkStart w:id="91" w:name="qwiic-connector"/>
     <w:p>
       <w:pPr>
         <w:pStyle w:val="Heading3"/>
@@ -8337,8 +8777,8 @@
         <w:t xml:space="preserve">orientation against controlled connector data when producing a harness.</w:t>
       </w:r>
     </w:p>
-    <w:bookmarkEnd w:id="67"/>
-    <w:bookmarkStart w:id="68" w:name="microsd-connector"/>
+    <w:bookmarkEnd w:id="91"/>
+    <w:bookmarkStart w:id="92" w:name="microsd-connector"/>
     <w:p>
       <w:pPr>
         <w:pStyle w:val="Heading3"/>
@@ -8779,8 +9219,8 @@
         <w:t xml:space="preserve">must flush and close files before power removal.</w:t>
       </w:r>
     </w:p>
-    <w:bookmarkEnd w:id="68"/>
-    <w:bookmarkStart w:id="69" w:name="battery-connections"/>
+    <w:bookmarkEnd w:id="92"/>
+    <w:bookmarkStart w:id="93" w:name="battery-connections"/>
     <w:p>
       <w:pPr>
         <w:pStyle w:val="Heading3"/>
@@ -8860,8 +9300,8 @@
         <w:t xml:space="preserve">unsupported chemistry can damage the board or cell.</w:t>
       </w:r>
     </w:p>
-    <w:bookmarkEnd w:id="69"/>
-    <w:bookmarkStart w:id="70" w:name="hstx-22-pin-connector"/>
+    <w:bookmarkEnd w:id="93"/>
+    <w:bookmarkStart w:id="94" w:name="hstx-22-pin-connector"/>
     <w:p>
       <w:pPr>
         <w:pStyle w:val="Heading3"/>
@@ -8920,8 +9360,8 @@
         <w:t xml:space="preserve">1 from an unannotated photograph.</w:t>
       </w:r>
     </w:p>
-    <w:bookmarkEnd w:id="70"/>
-    <w:bookmarkStart w:id="71" w:name="usb-c-boot-and-reset"/>
+    <w:bookmarkEnd w:id="94"/>
+    <w:bookmarkStart w:id="95" w:name="usb-c-boot-and-reset"/>
     <w:p>
       <w:pPr>
         <w:pStyle w:val="Heading3"/>
@@ -8980,8 +9420,8 @@
         <w:t xml:space="preserve">BOOT while resetting or connecting USB, then release BOOT after enumeration.</w:t>
       </w:r>
     </w:p>
-    <w:bookmarkEnd w:id="71"/>
-    <w:bookmarkStart w:id="72" w:name="swd-and-test-pads"/>
+    <w:bookmarkEnd w:id="95"/>
+    <w:bookmarkStart w:id="96" w:name="swd-and-test-pads"/>
     <w:p>
       <w:pPr>
         <w:pStyle w:val="Heading3"/>
@@ -9058,9 +9498,9 @@
         <w:t xml:space="preserve">probe is explicitly rated and the board power path permits it.</w:t>
       </w:r>
     </w:p>
-    <w:bookmarkEnd w:id="72"/>
-    <w:bookmarkEnd w:id="73"/>
-    <w:bookmarkStart w:id="83" w:name="board-operation"/>
+    <w:bookmarkEnd w:id="96"/>
+    <w:bookmarkEnd w:id="97"/>
+    <w:bookmarkStart w:id="107" w:name="board-operation"/>
     <w:p>
       <w:pPr>
         <w:pStyle w:val="Heading2"/>
@@ -9099,7 +9539,7 @@
         <w:t xml:space="preserve">.</w:t>
       </w:r>
     </w:p>
-    <w:bookmarkStart w:id="74" w:name="getting-started-with-arduino-ide"/>
+    <w:bookmarkStart w:id="98" w:name="getting-started-with-arduino-ide"/>
     <w:p>
       <w:pPr>
         <w:pStyle w:val="Heading3"/>
@@ -9266,8 +9706,8 @@
         <w:t xml:space="preserve">hardware and selected configuration.</w:t>
       </w:r>
     </w:p>
-    <w:bookmarkEnd w:id="74"/>
-    <w:bookmarkStart w:id="75" w:name="first-power-up-and-inspection"/>
+    <w:bookmarkEnd w:id="98"/>
+    <w:bookmarkStart w:id="99" w:name="first-power-up-and-inspection"/>
     <w:p>
       <w:pPr>
         <w:pStyle w:val="Heading3"/>
@@ -9332,8 +9772,8 @@
         <w:t xml:space="preserve">of unexpected heating, then establish USB enumeration and upload behavior.</w:t>
       </w:r>
     </w:p>
-    <w:bookmarkEnd w:id="75"/>
-    <w:bookmarkStart w:id="76" w:name="boot-and-reset-workflow"/>
+    <w:bookmarkEnd w:id="99"/>
+    <w:bookmarkStart w:id="100" w:name="boot-and-reset-workflow"/>
     <w:p>
       <w:pPr>
         <w:pStyle w:val="Heading3"/>
@@ -9446,8 +9886,8 @@
         <w:t xml:space="preserve">whose USB application does not enumerate.</w:t>
       </w:r>
     </w:p>
-    <w:bookmarkEnd w:id="76"/>
-    <w:bookmarkStart w:id="77" w:name="recommended-bring-up-sequence"/>
+    <w:bookmarkEnd w:id="100"/>
+    <w:bookmarkStart w:id="101" w:name="recommended-bring-up-sequence"/>
     <w:p>
       <w:pPr>
         <w:pStyle w:val="Heading3"/>
@@ -9946,8 +10386,8 @@
         <w:t xml:space="preserve">errors easier to isolate.</w:t>
       </w:r>
     </w:p>
-    <w:bookmarkEnd w:id="77"/>
-    <w:bookmarkStart w:id="78" w:name="c-example-collection"/>
+    <w:bookmarkEnd w:id="101"/>
+    <w:bookmarkStart w:id="102" w:name="c-example-collection"/>
     <w:p>
       <w:pPr>
         <w:pStyle w:val="Heading3"/>
@@ -10453,8 +10893,8 @@
         <w:t xml:space="preserve">.</w:t>
       </w:r>
     </w:p>
-    <w:bookmarkEnd w:id="78"/>
-    <w:bookmarkStart w:id="79" w:name="memory-planning"/>
+    <w:bookmarkEnd w:id="102"/>
+    <w:bookmarkStart w:id="103" w:name="memory-planning"/>
     <w:p>
       <w:pPr>
         <w:pStyle w:val="Heading3"/>
@@ -10513,8 +10953,8 @@
         <w:t xml:space="preserve">a documented memory budget.</w:t>
       </w:r>
     </w:p>
-    <w:bookmarkEnd w:id="79"/>
-    <w:bookmarkStart w:id="80" w:name="storage-operation"/>
+    <w:bookmarkEnd w:id="103"/>
+    <w:bookmarkStart w:id="104" w:name="storage-operation"/>
     <w:p>
       <w:pPr>
         <w:pStyle w:val="Heading3"/>
@@ -10582,8 +11022,8 @@
         <w:t xml:space="preserve">rather than performing filesystem operations from an interrupt handler.</w:t>
       </w:r>
     </w:p>
-    <w:bookmarkEnd w:id="80"/>
-    <w:bookmarkStart w:id="81" w:name="video-sensor-and-audio-coexistence"/>
+    <w:bookmarkEnd w:id="104"/>
+    <w:bookmarkStart w:id="105" w:name="video-sensor-and-audio-coexistence"/>
     <w:p>
       <w:pPr>
         <w:pStyle w:val="Heading3"/>
@@ -10642,8 +11082,8 @@
         <w:t xml:space="preserve">information over USB serial or RGB status rather than failing silently.</w:t>
       </w:r>
     </w:p>
-    <w:bookmarkEnd w:id="81"/>
-    <w:bookmarkStart w:id="82" w:name="troubleshooting-guide"/>
+    <w:bookmarkEnd w:id="105"/>
+    <w:bookmarkStart w:id="106" w:name="troubleshooting-guide"/>
     <w:p>
       <w:pPr>
         <w:pStyle w:val="Heading3"/>
@@ -10919,9 +11359,9 @@
         <w:t xml:space="preserve">compiler output, power source, and reproduction steps for every bring-up issue.</w:t>
       </w:r>
     </w:p>
-    <w:bookmarkEnd w:id="82"/>
-    <w:bookmarkEnd w:id="83"/>
-    <w:bookmarkStart w:id="91" w:name="mechanical-information"/>
+    <w:bookmarkEnd w:id="106"/>
+    <w:bookmarkEnd w:id="107"/>
+    <w:bookmarkStart w:id="115" w:name="mechanical-information"/>
     <w:p>
       <w:pPr>
         <w:pStyle w:val="Heading2"/>
@@ -10954,7 +11394,7 @@
         <w:t xml:space="preserve">connector at the opposite end.</w:t>
       </w:r>
     </w:p>
-    <w:bookmarkStart w:id="86" w:name="component-side-envelope"/>
+    <w:bookmarkStart w:id="110" w:name="component-side-envelope"/>
     <w:p>
       <w:pPr>
         <w:pStyle w:val="Heading3"/>
@@ -10976,12 +11416,12 @@
           <wp:inline>
             <wp:extent cx="3108960" cy="1722200"/>
             <wp:effectExtent b="0" l="0" r="0" t="0"/>
-            <wp:docPr descr="" title="" id="84" name="Picture"/>
+            <wp:docPr descr="" title="" id="108" name="Picture"/>
             <a:graphic>
               <a:graphicData uri="http://schemas.openxmlformats.org/drawingml/2006/picture">
                 <pic:pic>
                   <pic:nvPicPr>
-                    <pic:cNvPr descr="hardware/resources/unit_top_v_1_3_0_pulsar_rp2350a.png" id="85" name="Picture"/>
+                    <pic:cNvPr descr="hardware/resources/unit_top_v_1_3_0_pulsar_rp2350a.png" id="109" name="Picture"/>
                     <pic:cNvPicPr>
                       <a:picLocks noChangeArrowheads="1" noChangeAspect="1"/>
                     </pic:cNvPicPr>
@@ -11034,8 +11474,8 @@
         <w:t xml:space="preserve">headers, carrier sockets, or direct soldering.</w:t>
       </w:r>
     </w:p>
-    <w:bookmarkEnd w:id="86"/>
-    <w:bookmarkStart w:id="89" w:name="bottom-side-envelope"/>
+    <w:bookmarkEnd w:id="110"/>
+    <w:bookmarkStart w:id="113" w:name="bottom-side-envelope"/>
     <w:p>
       <w:pPr>
         <w:pStyle w:val="Heading3"/>
@@ -11057,12 +11497,12 @@
           <wp:inline>
             <wp:extent cx="3108960" cy="1722200"/>
             <wp:effectExtent b="0" l="0" r="0" t="0"/>
-            <wp:docPr descr="" title="" id="87" name="Picture"/>
+            <wp:docPr descr="" title="" id="111" name="Picture"/>
             <a:graphic>
               <a:graphicData uri="http://schemas.openxmlformats.org/drawingml/2006/picture">
                 <pic:pic>
                   <pic:nvPicPr>
-                    <pic:cNvPr descr="hardware/resources/unit_btm_v_1_3_0_pulsar_rp2350a.png" id="88" name="Picture"/>
+                    <pic:cNvPr descr="hardware/resources/unit_btm_v_1_3_0_pulsar_rp2350a.png" id="112" name="Picture"/>
                     <pic:cNvPicPr>
                       <a:picLocks noChangeArrowheads="1" noChangeAspect="1"/>
                     </pic:cNvPicPr>
@@ -11115,8 +11555,8 @@
         <w:t xml:space="preserve">port or prevent card and flex-cable insertion.</w:t>
       </w:r>
     </w:p>
-    <w:bookmarkEnd w:id="89"/>
-    <w:bookmarkStart w:id="90" w:name="mechanical-data-not-specified"/>
+    <w:bookmarkEnd w:id="113"/>
+    <w:bookmarkStart w:id="114" w:name="mechanical-data-not-specified"/>
     <w:p>
       <w:pPr>
         <w:pStyle w:val="Heading3"/>
@@ -11247,9 +11687,9 @@
         <w:t xml:space="preserve">insertion/removal paths for card, battery plug, and FFC/FPC cable.</w:t>
       </w:r>
     </w:p>
-    <w:bookmarkEnd w:id="90"/>
-    <w:bookmarkEnd w:id="91"/>
-    <w:bookmarkStart w:id="93" w:name="company-information"/>
+    <w:bookmarkEnd w:id="114"/>
+    <w:bookmarkEnd w:id="115"/>
+    <w:bookmarkStart w:id="117" w:name="company-information"/>
     <w:p>
       <w:pPr>
         <w:pStyle w:val="Heading2"/>
@@ -11348,7 +11788,7 @@
               <w:pStyle w:val="Compact"/>
               <w:jc w:val="left"/>
             </w:pPr>
-            <w:hyperlink r:id="rId92">
+            <w:hyperlink r:id="rId116">
               <w:r>
                 <w:rPr>
                   <w:rStyle w:val="Hyperlink"/>
@@ -11400,8 +11840,8 @@
         <w:t xml:space="preserve">hardware, software, and reference documentation.</w:t>
       </w:r>
     </w:p>
-    <w:bookmarkEnd w:id="93"/>
-    <w:bookmarkStart w:id="101" w:name="reference-documentation"/>
+    <w:bookmarkEnd w:id="117"/>
+    <w:bookmarkStart w:id="125" w:name="reference-documentation"/>
     <w:p>
       <w:pPr>
         <w:pStyle w:val="Heading2"/>
@@ -11474,7 +11914,7 @@
               <w:pStyle w:val="Compact"/>
               <w:jc w:val="left"/>
             </w:pPr>
-            <w:hyperlink r:id="rId94">
+            <w:hyperlink r:id="rId118">
               <w:r>
                 <w:rPr>
                   <w:rStyle w:val="Hyperlink"/>
@@ -11505,7 +11945,7 @@
               <w:pStyle w:val="Compact"/>
               <w:jc w:val="left"/>
             </w:pPr>
-            <w:hyperlink r:id="rId95">
+            <w:hyperlink r:id="rId119">
               <w:r>
                 <w:rPr>
                   <w:rStyle w:val="Hyperlink"/>
@@ -11536,7 +11976,7 @@
               <w:pStyle w:val="Compact"/>
               <w:jc w:val="left"/>
             </w:pPr>
-            <w:hyperlink r:id="rId96">
+            <w:hyperlink r:id="rId120">
               <w:r>
                 <w:rPr>
                   <w:rStyle w:val="Hyperlink"/>
@@ -11567,7 +12007,7 @@
               <w:pStyle w:val="Compact"/>
               <w:jc w:val="left"/>
             </w:pPr>
-            <w:hyperlink r:id="rId97">
+            <w:hyperlink r:id="rId121">
               <w:r>
                 <w:rPr>
                   <w:rStyle w:val="Hyperlink"/>
@@ -11598,7 +12038,7 @@
               <w:pStyle w:val="Compact"/>
               <w:jc w:val="left"/>
             </w:pPr>
-            <w:hyperlink r:id="rId98">
+            <w:hyperlink r:id="rId122">
               <w:r>
                 <w:rPr>
                   <w:rStyle w:val="Hyperlink"/>
@@ -11629,7 +12069,7 @@
               <w:pStyle w:val="Compact"/>
               <w:jc w:val="left"/>
             </w:pPr>
-            <w:hyperlink r:id="rId99">
+            <w:hyperlink r:id="rId123">
               <w:r>
                 <w:rPr>
                   <w:rStyle w:val="Hyperlink"/>
@@ -11660,7 +12100,7 @@
               <w:pStyle w:val="Compact"/>
               <w:jc w:val="left"/>
             </w:pPr>
-            <w:hyperlink r:id="rId100">
+            <w:hyperlink r:id="rId124">
               <w:r>
                 <w:rPr>
                   <w:rStyle w:val="Hyperlink"/>
@@ -11698,8 +12138,8 @@
         <w:t xml:space="preserve">ESP32-H2 rather than this RP2350A board.</w:t>
       </w:r>
     </w:p>
-    <w:bookmarkEnd w:id="101"/>
-    <w:bookmarkStart w:id="119" w:name="appendix"/>
+    <w:bookmarkEnd w:id="125"/>
+    <w:bookmarkStart w:id="143" w:name="appendix"/>
     <w:p>
       <w:pPr>
         <w:pStyle w:val="Heading2"/>
@@ -11712,7 +12152,7 @@
         <w:t xml:space="preserve">9 Appendix</w:t>
       </w:r>
     </w:p>
-    <w:bookmarkStart w:id="114" w:name="schematic"/>
+    <w:bookmarkStart w:id="138" w:name="schematic"/>
     <w:p>
       <w:pPr>
         <w:pStyle w:val="Heading3"/>
@@ -11784,7 +12224,7 @@
         <w:t xml:space="preserve">controller described in this reference.</w:t>
       </w:r>
     </w:p>
-    <w:bookmarkStart w:id="105" w:name="processor-memory-usb-io-and-power-entry"/>
+    <w:bookmarkStart w:id="129" w:name="processor-memory-usb-io-and-power-entry"/>
     <w:p>
       <w:pPr>
         <w:pStyle w:val="Heading4"/>
@@ -11806,18 +12246,18 @@
           <wp:inline>
             <wp:extent cx="6108700" cy="4720359"/>
             <wp:effectExtent b="0" l="0" r="0" t="0"/>
-            <wp:docPr descr="" title="" id="103" name="Picture"/>
+            <wp:docPr descr="" title="" id="127" name="Picture"/>
             <a:graphic>
               <a:graphicData uri="http://schemas.openxmlformats.org/drawingml/2006/picture">
                 <pic:pic>
                   <pic:nvPicPr>
-                    <pic:cNvPr descr="hardware/resources/unit_schematic_v_1_3_0_pulsar_rp2350a_sheet_1.png" id="104" name="Picture"/>
+                    <pic:cNvPr descr="hardware/resources/unit_schematic_v_1_3_0_pulsar_rp2350a_sheet_1.png" id="128" name="Picture"/>
                     <pic:cNvPicPr>
                       <a:picLocks noChangeArrowheads="1" noChangeAspect="1"/>
                     </pic:cNvPicPr>
                   </pic:nvPicPr>
                   <pic:blipFill>
-                    <a:blip r:embed="rId102"/>
+                    <a:blip r:embed="rId126"/>
                     <a:stretch>
                       <a:fillRect/>
                     </a:stretch>
@@ -11844,8 +12284,8 @@
         </w:drawing>
       </w:r>
     </w:p>
-    <w:bookmarkEnd w:id="105"/>
-    <w:bookmarkStart w:id="109" w:name="X5a216c792d0ae9be432868afc12272b8b3ddded"/>
+    <w:bookmarkEnd w:id="129"/>
+    <w:bookmarkStart w:id="133" w:name="X5a216c792d0ae9be432868afc12272b8b3ddded"/>
     <w:p>
       <w:pPr>
         <w:pStyle w:val="Heading4"/>
@@ -11867,18 +12307,18 @@
           <wp:inline>
             <wp:extent cx="6108700" cy="4720359"/>
             <wp:effectExtent b="0" l="0" r="0" t="0"/>
-            <wp:docPr descr="" title="" id="107" name="Picture"/>
+            <wp:docPr descr="" title="" id="131" name="Picture"/>
             <a:graphic>
               <a:graphicData uri="http://schemas.openxmlformats.org/drawingml/2006/picture">
                 <pic:pic>
                   <pic:nvPicPr>
-                    <pic:cNvPr descr="hardware/resources/unit_schematic_v_1_3_0_pulsar_rp2350a_sheet_2.png" id="108" name="Picture"/>
+                    <pic:cNvPr descr="hardware/resources/unit_schematic_v_1_3_0_pulsar_rp2350a_sheet_2.png" id="132" name="Picture"/>
                     <pic:cNvPicPr>
                       <a:picLocks noChangeArrowheads="1" noChangeAspect="1"/>
                     </pic:cNvPicPr>
                   </pic:nvPicPr>
                   <pic:blipFill>
-                    <a:blip r:embed="rId106"/>
+                    <a:blip r:embed="rId130"/>
                     <a:stretch>
                       <a:fillRect/>
                     </a:stretch>
@@ -11905,8 +12345,8 @@
         </w:drawing>
       </w:r>
     </w:p>
-    <w:bookmarkEnd w:id="109"/>
-    <w:bookmarkStart w:id="113" w:name="v-regulator"/>
+    <w:bookmarkEnd w:id="133"/>
+    <w:bookmarkStart w:id="137" w:name="v-regulator"/>
     <w:p>
       <w:pPr>
         <w:pStyle w:val="Heading4"/>
@@ -11928,18 +12368,18 @@
           <wp:inline>
             <wp:extent cx="6108700" cy="4720359"/>
             <wp:effectExtent b="0" l="0" r="0" t="0"/>
-            <wp:docPr descr="" title="" id="111" name="Picture"/>
+            <wp:docPr descr="" title="" id="135" name="Picture"/>
             <a:graphic>
               <a:graphicData uri="http://schemas.openxmlformats.org/drawingml/2006/picture">
                 <pic:pic>
                   <pic:nvPicPr>
-                    <pic:cNvPr descr="hardware/resources/unit_schematic_v_1_3_0_pulsar_rp2350a_sheet_3.png" id="112" name="Picture"/>
+                    <pic:cNvPr descr="hardware/resources/unit_schematic_v_1_3_0_pulsar_rp2350a_sheet_3.png" id="136" name="Picture"/>
                     <pic:cNvPicPr>
                       <a:picLocks noChangeArrowheads="1" noChangeAspect="1"/>
                     </pic:cNvPicPr>
                   </pic:nvPicPr>
                   <pic:blipFill>
-                    <a:blip r:embed="rId110"/>
+                    <a:blip r:embed="rId134"/>
                     <a:stretch>
                       <a:fillRect/>
                     </a:stretch>
@@ -11966,9 +12406,9 @@
         </w:drawing>
       </w:r>
     </w:p>
-    <w:bookmarkEnd w:id="113"/>
-    <w:bookmarkEnd w:id="114"/>
-    <w:bookmarkStart w:id="115" w:name="technical-references"/>
+    <w:bookmarkEnd w:id="137"/>
+    <w:bookmarkEnd w:id="138"/>
+    <w:bookmarkStart w:id="139" w:name="technical-references"/>
     <w:p>
       <w:pPr>
         <w:pStyle w:val="Heading3"/>
@@ -12047,8 +12487,8 @@
         <w:t xml:space="preserve">installed UNIT RP2350 core APIs.</w:t>
       </w:r>
     </w:p>
-    <w:bookmarkEnd w:id="115"/>
-    <w:bookmarkStart w:id="116" w:name="Xc69fc42ee66445cecdcdb0e7409e522581a6637"/>
+    <w:bookmarkEnd w:id="139"/>
+    <w:bookmarkStart w:id="140" w:name="Xc69fc42ee66445cecdcdb0e7409e522581a6637"/>
     <w:p>
       <w:pPr>
         <w:pStyle w:val="Heading3"/>
@@ -12217,8 +12657,8 @@
         <w:t xml:space="preserve">Complete pinout, topology, and dimension drawings</w:t>
       </w:r>
     </w:p>
-    <w:bookmarkEnd w:id="116"/>
-    <w:bookmarkStart w:id="117" w:name="document-control"/>
+    <w:bookmarkEnd w:id="140"/>
+    <w:bookmarkStart w:id="141" w:name="document-control"/>
     <w:p>
       <w:pPr>
         <w:pStyle w:val="Heading3"/>
@@ -12428,8 +12868,8 @@
         </w:tc>
       </w:tr>
     </w:tbl>
-    <w:bookmarkEnd w:id="117"/>
-    <w:bookmarkStart w:id="118" w:name="source-inconsistencies"/>
+    <w:bookmarkEnd w:id="141"/>
+    <w:bookmarkStart w:id="142" w:name="source-inconsistencies"/>
     <w:p>
       <w:pPr>
         <w:pStyle w:val="Heading3"/>
@@ -12571,8 +13011,8 @@
         <w:t xml:space="preserve">to GPIO20. Repository examples follow GPIO20.</w:t>
       </w:r>
     </w:p>
-    <w:bookmarkEnd w:id="118"/>
-    <w:bookmarkEnd w:id="119"/>
+    <w:bookmarkEnd w:id="142"/>
+    <w:bookmarkEnd w:id="143"/>
     <w:sectPr>
       <w:pgSz w:h="16838" w:w="11906"/>
       <w:pgMar w:bottom="1134" w:footer="708" w:gutter="0" w:header="708" w:left="1134" w:right="1134" w:top="1134"/>

--- a/docs/hardware/unit_product_reference_v_0_1_0_pulsar_rp2350a.docx
+++ b/docs/hardware/unit_product_reference_v_0_1_0_pulsar_rp2350a.docx
@@ -4290,7 +4290,7 @@
     </w:p>
     <w:bookmarkEnd w:id="43"/>
     <w:bookmarkEnd w:id="44"/>
-    <w:bookmarkStart w:id="88" w:name="functional-overview"/>
+    <w:bookmarkStart w:id="91" w:name="functional-overview"/>
     <w:p>
       <w:pPr>
         <w:pStyle w:val="Heading2"/>
@@ -4764,7 +4764,7 @@
       </w:r>
     </w:p>
     <w:bookmarkEnd w:id="49"/>
-    <w:bookmarkStart w:id="50" w:name="processor"/>
+    <w:bookmarkStart w:id="53" w:name="processor"/>
     <w:p>
       <w:pPr>
         <w:pStyle w:val="Heading3"/>
@@ -4811,6 +4811,61 @@
     </w:p>
     <w:p>
       <w:pPr>
+        <w:pStyle w:val="CaptionedFigure"/>
+      </w:pPr>
+      <w:r>
+        <w:drawing>
+          <wp:inline>
+            <wp:extent cx="3200400" cy="3200400"/>
+            <wp:effectExtent b="0" l="0" r="0" t="0"/>
+            <wp:docPr descr="Raspberry Pi RP2350A QFN-60 microcontroller" title="" id="51" name="Picture"/>
+            <a:graphic>
+              <a:graphicData uri="http://schemas.openxmlformats.org/drawingml/2006/picture">
+                <pic:pic>
+                  <pic:nvPicPr>
+                    <pic:cNvPr descr="hardware/resources/unit_rp2350a_qfn60_package_pulsar_rp2350.jpg" id="52" name="Picture"/>
+                    <pic:cNvPicPr>
+                      <a:picLocks noChangeArrowheads="1" noChangeAspect="1"/>
+                    </pic:cNvPicPr>
+                  </pic:nvPicPr>
+                  <pic:blipFill>
+                    <a:blip r:embed="rId50"/>
+                    <a:stretch>
+                      <a:fillRect/>
+                    </a:stretch>
+                  </pic:blipFill>
+                  <pic:spPr bwMode="auto">
+                    <a:xfrm>
+                      <a:off x="0" y="0"/>
+                      <a:ext cx="3200400" cy="3200400"/>
+                    </a:xfrm>
+                    <a:prstGeom prst="rect">
+                      <a:avLst/>
+                    </a:prstGeom>
+                    <a:noFill/>
+                    <a:ln w="9525">
+                      <a:noFill/>
+                      <a:headEnd/>
+                      <a:tailEnd/>
+                    </a:ln>
+                  </pic:spPr>
+                </pic:pic>
+              </a:graphicData>
+            </a:graphic>
+          </wp:inline>
+        </w:drawing>
+      </w:r>
+    </w:p>
+    <w:p>
+      <w:pPr>
+        <w:pStyle w:val="ImageCaption"/>
+      </w:pPr>
+      <w:r>
+        <w:t xml:space="preserve">Raspberry Pi RP2350A QFN-60 microcontroller</w:t>
+      </w:r>
+    </w:p>
+    <w:p>
+      <w:pPr>
         <w:pStyle w:val="BodyText"/>
       </w:pPr>
       <w:r>
@@ -4867,8 +4922,8 @@
         <w:t xml:space="preserve">to shared buffers and peripherals.</w:t>
       </w:r>
     </w:p>
-    <w:bookmarkEnd w:id="50"/>
-    <w:bookmarkStart w:id="54" w:name="memory-architecture-flash-and-psram"/>
+    <w:bookmarkEnd w:id="53"/>
+    <w:bookmarkStart w:id="57" w:name="memory-architecture-flash-and-psram"/>
     <w:p>
       <w:pPr>
         <w:pStyle w:val="Heading3"/>
@@ -4984,18 +5039,18 @@
           <wp:inline>
             <wp:extent cx="4754880" cy="2675028"/>
             <wp:effectExtent b="0" l="0" r="0" t="0"/>
-            <wp:docPr descr="External PSRAM location" title="" id="52" name="Picture"/>
+            <wp:docPr descr="External PSRAM location" title="" id="55" name="Picture"/>
             <a:graphic>
               <a:graphicData uri="http://schemas.openxmlformats.org/drawingml/2006/picture">
                 <pic:pic>
                   <pic:nvPicPr>
-                    <pic:cNvPr descr="hardware/resources/unit_wiki_psram_pulsar_rp2350.png" id="53" name="Picture"/>
+                    <pic:cNvPr descr="hardware/resources/unit_wiki_psram_pulsar_rp2350.png" id="56" name="Picture"/>
                     <pic:cNvPicPr>
                       <a:picLocks noChangeArrowheads="1" noChangeAspect="1"/>
                     </pic:cNvPicPr>
                   </pic:nvPicPr>
                   <pic:blipFill>
-                    <a:blip r:embed="rId51"/>
+                    <a:blip r:embed="rId54"/>
                     <a:stretch>
                       <a:fillRect/>
                     </a:stretch>
@@ -5062,8 +5117,8 @@
         <w:t xml:space="preserve">free after global/static allocations.</w:t>
       </w:r>
     </w:p>
-    <w:bookmarkEnd w:id="54"/>
-    <w:bookmarkStart w:id="61" w:name="hstx-video-output"/>
+    <w:bookmarkEnd w:id="57"/>
+    <w:bookmarkStart w:id="64" w:name="hstx-video-output"/>
     <w:p>
       <w:pPr>
         <w:pStyle w:val="Heading3"/>
@@ -5105,18 +5160,18 @@
           <wp:inline>
             <wp:extent cx="5669280" cy="2148917"/>
             <wp:effectExtent b="0" l="0" r="0" t="0"/>
-            <wp:docPr descr="HSTX connector location" title="" id="56" name="Picture"/>
+            <wp:docPr descr="HSTX connector location" title="" id="59" name="Picture"/>
             <a:graphic>
               <a:graphicData uri="http://schemas.openxmlformats.org/drawingml/2006/picture">
                 <pic:pic>
                   <pic:nvPicPr>
-                    <pic:cNvPr descr="hardware/resources/unit_wiki_hstx_pulsar_rp2350.png" id="57" name="Picture"/>
+                    <pic:cNvPr descr="hardware/resources/unit_wiki_hstx_pulsar_rp2350.png" id="60" name="Picture"/>
                     <pic:cNvPicPr>
                       <a:picLocks noChangeArrowheads="1" noChangeAspect="1"/>
                     </pic:cNvPicPr>
                   </pic:nvPicPr>
                   <pic:blipFill>
-                    <a:blip r:embed="rId55"/>
+                    <a:blip r:embed="rId58"/>
                     <a:stretch>
                       <a:fillRect/>
                     </a:stretch>
@@ -5453,18 +5508,18 @@
           <wp:inline>
             <wp:extent cx="1920240" cy="2349982"/>
             <wp:effectExtent b="0" l="0" r="0" t="0"/>
-            <wp:docPr descr="UDVI HSTX library in Arduino Library Manager" title="" id="59" name="Picture"/>
+            <wp:docPr descr="UDVI HSTX library in Arduino Library Manager" title="" id="62" name="Picture"/>
             <a:graphic>
               <a:graphicData uri="http://schemas.openxmlformats.org/drawingml/2006/picture">
                 <pic:pic>
                   <pic:nvPicPr>
-                    <pic:cNvPr descr="hardware/resources/unit_wiki_udvi_library_pulsar_rp2350.png" id="60" name="Picture"/>
+                    <pic:cNvPr descr="hardware/resources/unit_wiki_udvi_library_pulsar_rp2350.png" id="63" name="Picture"/>
                     <pic:cNvPicPr>
                       <a:picLocks noChangeArrowheads="1" noChangeAspect="1"/>
                     </pic:cNvPicPr>
                   </pic:nvPicPr>
                   <pic:blipFill>
-                    <a:blip r:embed="rId58"/>
+                    <a:blip r:embed="rId61"/>
                     <a:stretch>
                       <a:fillRect/>
                     </a:stretch>
@@ -5519,8 +5574,8 @@
         <w:t xml:space="preserve">adapters must match the connector contact order and differential-pair routing.</w:t>
       </w:r>
     </w:p>
-    <w:bookmarkEnd w:id="61"/>
-    <w:bookmarkStart w:id="65" w:name="microsd-card-socket"/>
+    <w:bookmarkEnd w:id="64"/>
+    <w:bookmarkStart w:id="68" w:name="microsd-card-socket"/>
     <w:p>
       <w:pPr>
         <w:pStyle w:val="Heading3"/>
@@ -5550,18 +5605,18 @@
           <wp:inline>
             <wp:extent cx="4754880" cy="2358215"/>
             <wp:effectExtent b="0" l="0" r="0" t="0"/>
-            <wp:docPr descr="microSD socket location" title="" id="63" name="Picture"/>
+            <wp:docPr descr="microSD socket location" title="" id="66" name="Picture"/>
             <a:graphic>
               <a:graphicData uri="http://schemas.openxmlformats.org/drawingml/2006/picture">
                 <pic:pic>
                   <pic:nvPicPr>
-                    <pic:cNvPr descr="hardware/resources/unit_wiki_microsd_pulsar_rp2350.png" id="64" name="Picture"/>
+                    <pic:cNvPr descr="hardware/resources/unit_wiki_microsd_pulsar_rp2350.png" id="67" name="Picture"/>
                     <pic:cNvPicPr>
                       <a:picLocks noChangeArrowheads="1" noChangeAspect="1"/>
                     </pic:cNvPicPr>
                   </pic:nvPicPr>
                   <pic:blipFill>
-                    <a:blip r:embed="rId62"/>
+                    <a:blip r:embed="rId65"/>
                     <a:stretch>
                       <a:fillRect/>
                     </a:stretch>
@@ -5966,8 +6021,8 @@
         <w:t xml:space="preserve">wiki workflow uses FAT32 for initial validation.</w:t>
       </w:r>
     </w:p>
-    <w:bookmarkEnd w:id="65"/>
-    <w:bookmarkStart w:id="72" w:name="led-indicators"/>
+    <w:bookmarkEnd w:id="68"/>
+    <w:bookmarkStart w:id="75" w:name="led-indicators"/>
     <w:p>
       <w:pPr>
         <w:pStyle w:val="Heading3"/>
@@ -6009,18 +6064,18 @@
           <wp:inline>
             <wp:extent cx="5303520" cy="2303988"/>
             <wp:effectExtent b="0" l="0" r="0" t="0"/>
-            <wp:docPr descr="WS2812 RGB LED locations" title="" id="67" name="Picture"/>
+            <wp:docPr descr="WS2812 RGB LED locations" title="" id="70" name="Picture"/>
             <a:graphic>
               <a:graphicData uri="http://schemas.openxmlformats.org/drawingml/2006/picture">
                 <pic:pic>
                   <pic:nvPicPr>
-                    <pic:cNvPr descr="hardware/resources/unit_wiki_ws2812_pulsar_rp2350.png" id="68" name="Picture"/>
+                    <pic:cNvPr descr="hardware/resources/unit_wiki_ws2812_pulsar_rp2350.png" id="71" name="Picture"/>
                     <pic:cNvPicPr>
                       <a:picLocks noChangeArrowheads="1" noChangeAspect="1"/>
                     </pic:cNvPicPr>
                   </pic:nvPicPr>
                   <pic:blipFill>
-                    <a:blip r:embed="rId66"/>
+                    <a:blip r:embed="rId69"/>
                     <a:stretch>
                       <a:fillRect/>
                     </a:stretch>
@@ -6120,18 +6175,18 @@
           <wp:inline>
             <wp:extent cx="4754880" cy="2177204"/>
             <wp:effectExtent b="0" l="0" r="0" t="0"/>
-            <wp:docPr descr="Built-in user LED location" title="" id="70" name="Picture"/>
+            <wp:docPr descr="Built-in user LED location" title="" id="73" name="Picture"/>
             <a:graphic>
               <a:graphicData uri="http://schemas.openxmlformats.org/drawingml/2006/picture">
                 <pic:pic>
                   <pic:nvPicPr>
-                    <pic:cNvPr descr="hardware/resources/unit_wiki_led_builtin_pulsar_rp2350.png" id="71" name="Picture"/>
+                    <pic:cNvPr descr="hardware/resources/unit_wiki_led_builtin_pulsar_rp2350.png" id="74" name="Picture"/>
                     <pic:cNvPicPr>
                       <a:picLocks noChangeArrowheads="1" noChangeAspect="1"/>
                     </pic:cNvPicPr>
                   </pic:nvPicPr>
                   <pic:blipFill>
-                    <a:blip r:embed="rId69"/>
+                    <a:blip r:embed="rId72"/>
                     <a:stretch>
                       <a:fillRect/>
                     </a:stretch>
@@ -6180,8 +6235,8 @@
         <w:t xml:space="preserve">rise matters. Updating the RGB chain is independent from HSTX video output.</w:t>
       </w:r>
     </w:p>
-    <w:bookmarkEnd w:id="72"/>
-    <w:bookmarkStart w:id="73" w:name="Xf0ddbff40672dd96bccce33734ac57e6208d3ad"/>
+    <w:bookmarkEnd w:id="75"/>
+    <w:bookmarkStart w:id="76" w:name="Xf0ddbff40672dd96bccce33734ac57e6208d3ad"/>
     <w:p>
       <w:pPr>
         <w:pStyle w:val="Heading3"/>
@@ -6332,8 +6387,8 @@
         <w:t xml:space="preserve">the schematic and module specifications.</w:t>
       </w:r>
     </w:p>
-    <w:bookmarkEnd w:id="73"/>
-    <w:bookmarkStart w:id="77" w:name="power-tree"/>
+    <w:bookmarkEnd w:id="76"/>
+    <w:bookmarkStart w:id="80" w:name="power-tree"/>
     <w:p>
       <w:pPr>
         <w:pStyle w:val="Heading3"/>
@@ -6355,18 +6410,18 @@
           <wp:inline>
             <wp:extent cx="6108700" cy="3579116"/>
             <wp:effectExtent b="0" l="0" r="0" t="0"/>
-            <wp:docPr descr="" title="" id="75" name="Picture"/>
+            <wp:docPr descr="" title="" id="78" name="Picture"/>
             <a:graphic>
               <a:graphicData uri="http://schemas.openxmlformats.org/drawingml/2006/picture">
                 <pic:pic>
                   <pic:nvPicPr>
-                    <pic:cNvPr descr="hardware/resources/unit_power_tree_v_1_3_0_pulsar_rp2350a.png" id="76" name="Picture"/>
+                    <pic:cNvPr descr="hardware/resources/unit_power_tree_v_1_3_0_pulsar_rp2350a.png" id="79" name="Picture"/>
                     <pic:cNvPicPr>
                       <a:picLocks noChangeArrowheads="1" noChangeAspect="1"/>
                     </pic:cNvPicPr>
                   </pic:nvPicPr>
                   <pic:blipFill>
-                    <a:blip r:embed="rId74"/>
+                    <a:blip r:embed="rId77"/>
                     <a:stretch>
                       <a:fillRect/>
                     </a:stretch>
@@ -6457,8 +6512,8 @@
         <w:t xml:space="preserve">specified at module level.</w:t>
       </w:r>
     </w:p>
-    <w:bookmarkEnd w:id="77"/>
-    <w:bookmarkStart w:id="78" w:name="bmi270-motion-sensor"/>
+    <w:bookmarkEnd w:id="80"/>
+    <w:bookmarkStart w:id="81" w:name="bmi270-motion-sensor"/>
     <w:p>
       <w:pPr>
         <w:pStyle w:val="Heading3"/>
@@ -6541,8 +6596,8 @@
         <w:t xml:space="preserve">configured through the BMI270 driver and are not fixed by the PCB.</w:t>
       </w:r>
     </w:p>
-    <w:bookmarkEnd w:id="78"/>
-    <w:bookmarkStart w:id="82" w:name="pdm-microphone"/>
+    <w:bookmarkEnd w:id="81"/>
+    <w:bookmarkStart w:id="85" w:name="pdm-microphone"/>
     <w:p>
       <w:pPr>
         <w:pStyle w:val="Heading3"/>
@@ -6590,18 +6645,18 @@
           <wp:inline>
             <wp:extent cx="5029200" cy="2455860"/>
             <wp:effectExtent b="0" l="0" r="0" t="0"/>
-            <wp:docPr descr="PDM microphone location" title="" id="80" name="Picture"/>
+            <wp:docPr descr="PDM microphone location" title="" id="83" name="Picture"/>
             <a:graphic>
               <a:graphicData uri="http://schemas.openxmlformats.org/drawingml/2006/picture">
                 <pic:pic>
                   <pic:nvPicPr>
-                    <pic:cNvPr descr="hardware/resources/unit_wiki_pdm_pulsar_rp2350.png" id="81" name="Picture"/>
+                    <pic:cNvPr descr="hardware/resources/unit_wiki_pdm_pulsar_rp2350.png" id="84" name="Picture"/>
                     <pic:cNvPicPr>
                       <a:picLocks noChangeArrowheads="1" noChangeAspect="1"/>
                     </pic:cNvPicPr>
                   </pic:nvPicPr>
                   <pic:blipFill>
-                    <a:blip r:embed="rId79"/>
+                    <a:blip r:embed="rId82"/>
                     <a:stretch>
                       <a:fillRect/>
                     </a:stretch>
@@ -6662,8 +6717,8 @@
         <w:t xml:space="preserve">acoustic implementation and are not specified at module level.</w:t>
       </w:r>
     </w:p>
-    <w:bookmarkEnd w:id="82"/>
-    <w:bookmarkStart w:id="86" w:name="i2c-and-qwiic-expansion"/>
+    <w:bookmarkEnd w:id="85"/>
+    <w:bookmarkStart w:id="89" w:name="i2c-and-qwiic-expansion"/>
     <w:p>
       <w:pPr>
         <w:pStyle w:val="Heading3"/>
@@ -6729,18 +6784,18 @@
           <wp:inline>
             <wp:extent cx="5669280" cy="3127333"/>
             <wp:effectExtent b="0" l="0" r="0" t="0"/>
-            <wp:docPr descr="I2C and QWIIC connections" title="" id="84" name="Picture"/>
+            <wp:docPr descr="I2C and QWIIC connections" title="" id="87" name="Picture"/>
             <a:graphic>
               <a:graphicData uri="http://schemas.openxmlformats.org/drawingml/2006/picture">
                 <pic:pic>
                   <pic:nvPicPr>
-                    <pic:cNvPr descr="hardware/resources/unit_wiki_i2c_pulsar_rp2350.png" id="85" name="Picture"/>
+                    <pic:cNvPr descr="hardware/resources/unit_wiki_i2c_pulsar_rp2350.png" id="88" name="Picture"/>
                     <pic:cNvPicPr>
                       <a:picLocks noChangeArrowheads="1" noChangeAspect="1"/>
                     </pic:cNvPicPr>
                   </pic:nvPicPr>
                   <pic:blipFill>
-                    <a:blip r:embed="rId83"/>
+                    <a:blip r:embed="rId86"/>
                     <a:stretch>
                       <a:fillRect/>
                     </a:stretch>
@@ -6807,8 +6862,8 @@
         <w:t xml:space="preserve">when attaching multiple devices.</w:t>
       </w:r>
     </w:p>
-    <w:bookmarkEnd w:id="86"/>
-    <w:bookmarkStart w:id="87" w:name="combined-system-operation"/>
+    <w:bookmarkEnd w:id="89"/>
+    <w:bookmarkStart w:id="90" w:name="combined-system-operation"/>
     <w:p>
       <w:pPr>
         <w:pStyle w:val="Heading3"/>
@@ -6879,9 +6934,9 @@
         <w:t xml:space="preserve">separately before the combined application.</w:t>
       </w:r>
     </w:p>
-    <w:bookmarkEnd w:id="87"/>
-    <w:bookmarkEnd w:id="88"/>
-    <w:bookmarkStart w:id="97" w:name="connectors-pinouts"/>
+    <w:bookmarkEnd w:id="90"/>
+    <w:bookmarkEnd w:id="91"/>
+    <w:bookmarkStart w:id="100" w:name="connectors-pinouts"/>
     <w:p>
       <w:pPr>
         <w:pStyle w:val="Heading2"/>
@@ -6908,7 +6963,7 @@
         <w:t xml:space="preserve">framework aliases depend on the selected board definition.</w:t>
       </w:r>
     </w:p>
-    <w:bookmarkStart w:id="89" w:name="general-pinout"/>
+    <w:bookmarkStart w:id="92" w:name="general-pinout"/>
     <w:p>
       <w:pPr>
         <w:pStyle w:val="Heading3"/>
@@ -8335,8 +8390,8 @@
         <w:t xml:space="preserve">unreleased input or load limits.</w:t>
       </w:r>
     </w:p>
-    <w:bookmarkEnd w:id="89"/>
-    <w:bookmarkStart w:id="90" w:name="arduino-nano-pinout-compatibility"/>
+    <w:bookmarkEnd w:id="92"/>
+    <w:bookmarkStart w:id="93" w:name="arduino-nano-pinout-compatibility"/>
     <w:p>
       <w:pPr>
         <w:pStyle w:val="Heading3"/>
@@ -8529,8 +8584,8 @@
         <w:t xml:space="preserve">reset, analog, and digital position and verify bottom-side clearance.</w:t>
       </w:r>
     </w:p>
-    <w:bookmarkEnd w:id="90"/>
-    <w:bookmarkStart w:id="91" w:name="qwiic-connector"/>
+    <w:bookmarkEnd w:id="93"/>
+    <w:bookmarkStart w:id="94" w:name="qwiic-connector"/>
     <w:p>
       <w:pPr>
         <w:pStyle w:val="Heading3"/>
@@ -8777,8 +8832,8 @@
         <w:t xml:space="preserve">orientation against controlled connector data when producing a harness.</w:t>
       </w:r>
     </w:p>
-    <w:bookmarkEnd w:id="91"/>
-    <w:bookmarkStart w:id="92" w:name="microsd-connector"/>
+    <w:bookmarkEnd w:id="94"/>
+    <w:bookmarkStart w:id="95" w:name="microsd-connector"/>
     <w:p>
       <w:pPr>
         <w:pStyle w:val="Heading3"/>
@@ -9219,8 +9274,8 @@
         <w:t xml:space="preserve">must flush and close files before power removal.</w:t>
       </w:r>
     </w:p>
-    <w:bookmarkEnd w:id="92"/>
-    <w:bookmarkStart w:id="93" w:name="battery-connections"/>
+    <w:bookmarkEnd w:id="95"/>
+    <w:bookmarkStart w:id="96" w:name="battery-connections"/>
     <w:p>
       <w:pPr>
         <w:pStyle w:val="Heading3"/>
@@ -9300,8 +9355,8 @@
         <w:t xml:space="preserve">unsupported chemistry can damage the board or cell.</w:t>
       </w:r>
     </w:p>
-    <w:bookmarkEnd w:id="93"/>
-    <w:bookmarkStart w:id="94" w:name="hstx-22-pin-connector"/>
+    <w:bookmarkEnd w:id="96"/>
+    <w:bookmarkStart w:id="97" w:name="hstx-22-pin-connector"/>
     <w:p>
       <w:pPr>
         <w:pStyle w:val="Heading3"/>
@@ -9360,8 +9415,8 @@
         <w:t xml:space="preserve">1 from an unannotated photograph.</w:t>
       </w:r>
     </w:p>
-    <w:bookmarkEnd w:id="94"/>
-    <w:bookmarkStart w:id="95" w:name="usb-c-boot-and-reset"/>
+    <w:bookmarkEnd w:id="97"/>
+    <w:bookmarkStart w:id="98" w:name="usb-c-boot-and-reset"/>
     <w:p>
       <w:pPr>
         <w:pStyle w:val="Heading3"/>
@@ -9420,8 +9475,8 @@
         <w:t xml:space="preserve">BOOT while resetting or connecting USB, then release BOOT after enumeration.</w:t>
       </w:r>
     </w:p>
-    <w:bookmarkEnd w:id="95"/>
-    <w:bookmarkStart w:id="96" w:name="swd-and-test-pads"/>
+    <w:bookmarkEnd w:id="98"/>
+    <w:bookmarkStart w:id="99" w:name="swd-and-test-pads"/>
     <w:p>
       <w:pPr>
         <w:pStyle w:val="Heading3"/>
@@ -9498,9 +9553,9 @@
         <w:t xml:space="preserve">probe is explicitly rated and the board power path permits it.</w:t>
       </w:r>
     </w:p>
-    <w:bookmarkEnd w:id="96"/>
-    <w:bookmarkEnd w:id="97"/>
-    <w:bookmarkStart w:id="107" w:name="board-operation"/>
+    <w:bookmarkEnd w:id="99"/>
+    <w:bookmarkEnd w:id="100"/>
+    <w:bookmarkStart w:id="110" w:name="board-operation"/>
     <w:p>
       <w:pPr>
         <w:pStyle w:val="Heading2"/>
@@ -9539,7 +9594,7 @@
         <w:t xml:space="preserve">.</w:t>
       </w:r>
     </w:p>
-    <w:bookmarkStart w:id="98" w:name="getting-started-with-arduino-ide"/>
+    <w:bookmarkStart w:id="101" w:name="getting-started-with-arduino-ide"/>
     <w:p>
       <w:pPr>
         <w:pStyle w:val="Heading3"/>
@@ -9706,8 +9761,8 @@
         <w:t xml:space="preserve">hardware and selected configuration.</w:t>
       </w:r>
     </w:p>
-    <w:bookmarkEnd w:id="98"/>
-    <w:bookmarkStart w:id="99" w:name="first-power-up-and-inspection"/>
+    <w:bookmarkEnd w:id="101"/>
+    <w:bookmarkStart w:id="102" w:name="first-power-up-and-inspection"/>
     <w:p>
       <w:pPr>
         <w:pStyle w:val="Heading3"/>
@@ -9772,8 +9827,8 @@
         <w:t xml:space="preserve">of unexpected heating, then establish USB enumeration and upload behavior.</w:t>
       </w:r>
     </w:p>
-    <w:bookmarkEnd w:id="99"/>
-    <w:bookmarkStart w:id="100" w:name="boot-and-reset-workflow"/>
+    <w:bookmarkEnd w:id="102"/>
+    <w:bookmarkStart w:id="103" w:name="boot-and-reset-workflow"/>
     <w:p>
       <w:pPr>
         <w:pStyle w:val="Heading3"/>
@@ -9886,8 +9941,8 @@
         <w:t xml:space="preserve">whose USB application does not enumerate.</w:t>
       </w:r>
     </w:p>
-    <w:bookmarkEnd w:id="100"/>
-    <w:bookmarkStart w:id="101" w:name="recommended-bring-up-sequence"/>
+    <w:bookmarkEnd w:id="103"/>
+    <w:bookmarkStart w:id="104" w:name="recommended-bring-up-sequence"/>
     <w:p>
       <w:pPr>
         <w:pStyle w:val="Heading3"/>
@@ -10386,8 +10441,8 @@
         <w:t xml:space="preserve">errors easier to isolate.</w:t>
       </w:r>
     </w:p>
-    <w:bookmarkEnd w:id="101"/>
-    <w:bookmarkStart w:id="102" w:name="c-example-collection"/>
+    <w:bookmarkEnd w:id="104"/>
+    <w:bookmarkStart w:id="105" w:name="c-example-collection"/>
     <w:p>
       <w:pPr>
         <w:pStyle w:val="Heading3"/>
@@ -10893,8 +10948,8 @@
         <w:t xml:space="preserve">.</w:t>
       </w:r>
     </w:p>
-    <w:bookmarkEnd w:id="102"/>
-    <w:bookmarkStart w:id="103" w:name="memory-planning"/>
+    <w:bookmarkEnd w:id="105"/>
+    <w:bookmarkStart w:id="106" w:name="memory-planning"/>
     <w:p>
       <w:pPr>
         <w:pStyle w:val="Heading3"/>
@@ -10953,8 +11008,8 @@
         <w:t xml:space="preserve">a documented memory budget.</w:t>
       </w:r>
     </w:p>
-    <w:bookmarkEnd w:id="103"/>
-    <w:bookmarkStart w:id="104" w:name="storage-operation"/>
+    <w:bookmarkEnd w:id="106"/>
+    <w:bookmarkStart w:id="107" w:name="storage-operation"/>
     <w:p>
       <w:pPr>
         <w:pStyle w:val="Heading3"/>
@@ -11022,8 +11077,8 @@
         <w:t xml:space="preserve">rather than performing filesystem operations from an interrupt handler.</w:t>
       </w:r>
     </w:p>
-    <w:bookmarkEnd w:id="104"/>
-    <w:bookmarkStart w:id="105" w:name="video-sensor-and-audio-coexistence"/>
+    <w:bookmarkEnd w:id="107"/>
+    <w:bookmarkStart w:id="108" w:name="video-sensor-and-audio-coexistence"/>
     <w:p>
       <w:pPr>
         <w:pStyle w:val="Heading3"/>
@@ -11082,8 +11137,8 @@
         <w:t xml:space="preserve">information over USB serial or RGB status rather than failing silently.</w:t>
       </w:r>
     </w:p>
-    <w:bookmarkEnd w:id="105"/>
-    <w:bookmarkStart w:id="106" w:name="troubleshooting-guide"/>
+    <w:bookmarkEnd w:id="108"/>
+    <w:bookmarkStart w:id="109" w:name="troubleshooting-guide"/>
     <w:p>
       <w:pPr>
         <w:pStyle w:val="Heading3"/>
@@ -11359,9 +11414,9 @@
         <w:t xml:space="preserve">compiler output, power source, and reproduction steps for every bring-up issue.</w:t>
       </w:r>
     </w:p>
-    <w:bookmarkEnd w:id="106"/>
-    <w:bookmarkEnd w:id="107"/>
-    <w:bookmarkStart w:id="115" w:name="mechanical-information"/>
+    <w:bookmarkEnd w:id="109"/>
+    <w:bookmarkEnd w:id="110"/>
+    <w:bookmarkStart w:id="118" w:name="mechanical-information"/>
     <w:p>
       <w:pPr>
         <w:pStyle w:val="Heading2"/>
@@ -11394,7 +11449,7 @@
         <w:t xml:space="preserve">connector at the opposite end.</w:t>
       </w:r>
     </w:p>
-    <w:bookmarkStart w:id="110" w:name="component-side-envelope"/>
+    <w:bookmarkStart w:id="113" w:name="component-side-envelope"/>
     <w:p>
       <w:pPr>
         <w:pStyle w:val="Heading3"/>
@@ -11416,12 +11471,12 @@
           <wp:inline>
             <wp:extent cx="3108960" cy="1722200"/>
             <wp:effectExtent b="0" l="0" r="0" t="0"/>
-            <wp:docPr descr="" title="" id="108" name="Picture"/>
+            <wp:docPr descr="" title="" id="111" name="Picture"/>
             <a:graphic>
               <a:graphicData uri="http://schemas.openxmlformats.org/drawingml/2006/picture">
                 <pic:pic>
                   <pic:nvPicPr>
-                    <pic:cNvPr descr="hardware/resources/unit_top_v_1_3_0_pulsar_rp2350a.png" id="109" name="Picture"/>
+                    <pic:cNvPr descr="hardware/resources/unit_top_v_1_3_0_pulsar_rp2350a.png" id="112" name="Picture"/>
                     <pic:cNvPicPr>
                       <a:picLocks noChangeArrowheads="1" noChangeAspect="1"/>
                     </pic:cNvPicPr>
@@ -11474,8 +11529,8 @@
         <w:t xml:space="preserve">headers, carrier sockets, or direct soldering.</w:t>
       </w:r>
     </w:p>
-    <w:bookmarkEnd w:id="110"/>
-    <w:bookmarkStart w:id="113" w:name="bottom-side-envelope"/>
+    <w:bookmarkEnd w:id="113"/>
+    <w:bookmarkStart w:id="116" w:name="bottom-side-envelope"/>
     <w:p>
       <w:pPr>
         <w:pStyle w:val="Heading3"/>
@@ -11497,12 +11552,12 @@
           <wp:inline>
             <wp:extent cx="3108960" cy="1722200"/>
             <wp:effectExtent b="0" l="0" r="0" t="0"/>
-            <wp:docPr descr="" title="" id="111" name="Picture"/>
+            <wp:docPr descr="" title="" id="114" name="Picture"/>
             <a:graphic>
               <a:graphicData uri="http://schemas.openxmlformats.org/drawingml/2006/picture">
                 <pic:pic>
                   <pic:nvPicPr>
-                    <pic:cNvPr descr="hardware/resources/unit_btm_v_1_3_0_pulsar_rp2350a.png" id="112" name="Picture"/>
+                    <pic:cNvPr descr="hardware/resources/unit_btm_v_1_3_0_pulsar_rp2350a.png" id="115" name="Picture"/>
                     <pic:cNvPicPr>
                       <a:picLocks noChangeArrowheads="1" noChangeAspect="1"/>
                     </pic:cNvPicPr>
@@ -11555,8 +11610,8 @@
         <w:t xml:space="preserve">port or prevent card and flex-cable insertion.</w:t>
       </w:r>
     </w:p>
-    <w:bookmarkEnd w:id="113"/>
-    <w:bookmarkStart w:id="114" w:name="mechanical-data-not-specified"/>
+    <w:bookmarkEnd w:id="116"/>
+    <w:bookmarkStart w:id="117" w:name="mechanical-data-not-specified"/>
     <w:p>
       <w:pPr>
         <w:pStyle w:val="Heading3"/>
@@ -11687,9 +11742,9 @@
         <w:t xml:space="preserve">insertion/removal paths for card, battery plug, and FFC/FPC cable.</w:t>
       </w:r>
     </w:p>
-    <w:bookmarkEnd w:id="114"/>
-    <w:bookmarkEnd w:id="115"/>
-    <w:bookmarkStart w:id="117" w:name="company-information"/>
+    <w:bookmarkEnd w:id="117"/>
+    <w:bookmarkEnd w:id="118"/>
+    <w:bookmarkStart w:id="120" w:name="company-information"/>
     <w:p>
       <w:pPr>
         <w:pStyle w:val="Heading2"/>
@@ -11788,7 +11843,7 @@
               <w:pStyle w:val="Compact"/>
               <w:jc w:val="left"/>
             </w:pPr>
-            <w:hyperlink r:id="rId116">
+            <w:hyperlink r:id="rId119">
               <w:r>
                 <w:rPr>
                   <w:rStyle w:val="Hyperlink"/>
@@ -11840,8 +11895,8 @@
         <w:t xml:space="preserve">hardware, software, and reference documentation.</w:t>
       </w:r>
     </w:p>
-    <w:bookmarkEnd w:id="117"/>
-    <w:bookmarkStart w:id="125" w:name="reference-documentation"/>
+    <w:bookmarkEnd w:id="120"/>
+    <w:bookmarkStart w:id="128" w:name="reference-documentation"/>
     <w:p>
       <w:pPr>
         <w:pStyle w:val="Heading2"/>
@@ -11914,7 +11969,7 @@
               <w:pStyle w:val="Compact"/>
               <w:jc w:val="left"/>
             </w:pPr>
-            <w:hyperlink r:id="rId118">
+            <w:hyperlink r:id="rId121">
               <w:r>
                 <w:rPr>
                   <w:rStyle w:val="Hyperlink"/>
@@ -11945,7 +12000,7 @@
               <w:pStyle w:val="Compact"/>
               <w:jc w:val="left"/>
             </w:pPr>
-            <w:hyperlink r:id="rId119">
+            <w:hyperlink r:id="rId122">
               <w:r>
                 <w:rPr>
                   <w:rStyle w:val="Hyperlink"/>
@@ -11976,7 +12031,7 @@
               <w:pStyle w:val="Compact"/>
               <w:jc w:val="left"/>
             </w:pPr>
-            <w:hyperlink r:id="rId120">
+            <w:hyperlink r:id="rId123">
               <w:r>
                 <w:rPr>
                   <w:rStyle w:val="Hyperlink"/>
@@ -12007,7 +12062,7 @@
               <w:pStyle w:val="Compact"/>
               <w:jc w:val="left"/>
             </w:pPr>
-            <w:hyperlink r:id="rId121">
+            <w:hyperlink r:id="rId124">
               <w:r>
                 <w:rPr>
                   <w:rStyle w:val="Hyperlink"/>
@@ -12038,7 +12093,7 @@
               <w:pStyle w:val="Compact"/>
               <w:jc w:val="left"/>
             </w:pPr>
-            <w:hyperlink r:id="rId122">
+            <w:hyperlink r:id="rId125">
               <w:r>
                 <w:rPr>
                   <w:rStyle w:val="Hyperlink"/>
@@ -12069,7 +12124,7 @@
               <w:pStyle w:val="Compact"/>
               <w:jc w:val="left"/>
             </w:pPr>
-            <w:hyperlink r:id="rId123">
+            <w:hyperlink r:id="rId126">
               <w:r>
                 <w:rPr>
                   <w:rStyle w:val="Hyperlink"/>
@@ -12100,7 +12155,7 @@
               <w:pStyle w:val="Compact"/>
               <w:jc w:val="left"/>
             </w:pPr>
-            <w:hyperlink r:id="rId124">
+            <w:hyperlink r:id="rId127">
               <w:r>
                 <w:rPr>
                   <w:rStyle w:val="Hyperlink"/>
@@ -12138,8 +12193,8 @@
         <w:t xml:space="preserve">ESP32-H2 rather than this RP2350A board.</w:t>
       </w:r>
     </w:p>
-    <w:bookmarkEnd w:id="125"/>
-    <w:bookmarkStart w:id="143" w:name="appendix"/>
+    <w:bookmarkEnd w:id="128"/>
+    <w:bookmarkStart w:id="146" w:name="appendix"/>
     <w:p>
       <w:pPr>
         <w:pStyle w:val="Heading2"/>
@@ -12152,7 +12207,7 @@
         <w:t xml:space="preserve">9 Appendix</w:t>
       </w:r>
     </w:p>
-    <w:bookmarkStart w:id="138" w:name="schematic"/>
+    <w:bookmarkStart w:id="141" w:name="schematic"/>
     <w:p>
       <w:pPr>
         <w:pStyle w:val="Heading3"/>
@@ -12224,7 +12279,7 @@
         <w:t xml:space="preserve">controller described in this reference.</w:t>
       </w:r>
     </w:p>
-    <w:bookmarkStart w:id="129" w:name="processor-memory-usb-io-and-power-entry"/>
+    <w:bookmarkStart w:id="132" w:name="processor-memory-usb-io-and-power-entry"/>
     <w:p>
       <w:pPr>
         <w:pStyle w:val="Heading4"/>
@@ -12246,18 +12301,18 @@
           <wp:inline>
             <wp:extent cx="6108700" cy="4720359"/>
             <wp:effectExtent b="0" l="0" r="0" t="0"/>
-            <wp:docPr descr="" title="" id="127" name="Picture"/>
+            <wp:docPr descr="" title="" id="130" name="Picture"/>
             <a:graphic>
               <a:graphicData uri="http://schemas.openxmlformats.org/drawingml/2006/picture">
                 <pic:pic>
                   <pic:nvPicPr>
-                    <pic:cNvPr descr="hardware/resources/unit_schematic_v_1_3_0_pulsar_rp2350a_sheet_1.png" id="128" name="Picture"/>
+                    <pic:cNvPr descr="hardware/resources/unit_schematic_v_1_3_0_pulsar_rp2350a_sheet_1.png" id="131" name="Picture"/>
                     <pic:cNvPicPr>
                       <a:picLocks noChangeArrowheads="1" noChangeAspect="1"/>
                     </pic:cNvPicPr>
                   </pic:nvPicPr>
                   <pic:blipFill>
-                    <a:blip r:embed="rId126"/>
+                    <a:blip r:embed="rId129"/>
                     <a:stretch>
                       <a:fillRect/>
                     </a:stretch>
@@ -12284,8 +12339,8 @@
         </w:drawing>
       </w:r>
     </w:p>
-    <w:bookmarkEnd w:id="129"/>
-    <w:bookmarkStart w:id="133" w:name="X5a216c792d0ae9be432868afc12272b8b3ddded"/>
+    <w:bookmarkEnd w:id="132"/>
+    <w:bookmarkStart w:id="136" w:name="X5a216c792d0ae9be432868afc12272b8b3ddded"/>
     <w:p>
       <w:pPr>
         <w:pStyle w:val="Heading4"/>
@@ -12307,18 +12362,18 @@
           <wp:inline>
             <wp:extent cx="6108700" cy="4720359"/>
             <wp:effectExtent b="0" l="0" r="0" t="0"/>
-            <wp:docPr descr="" title="" id="131" name="Picture"/>
+            <wp:docPr descr="" title="" id="134" name="Picture"/>
             <a:graphic>
               <a:graphicData uri="http://schemas.openxmlformats.org/drawingml/2006/picture">
                 <pic:pic>
                   <pic:nvPicPr>
-                    <pic:cNvPr descr="hardware/resources/unit_schematic_v_1_3_0_pulsar_rp2350a_sheet_2.png" id="132" name="Picture"/>
+                    <pic:cNvPr descr="hardware/resources/unit_schematic_v_1_3_0_pulsar_rp2350a_sheet_2.png" id="135" name="Picture"/>
                     <pic:cNvPicPr>
                       <a:picLocks noChangeArrowheads="1" noChangeAspect="1"/>
                     </pic:cNvPicPr>
                   </pic:nvPicPr>
                   <pic:blipFill>
-                    <a:blip r:embed="rId130"/>
+                    <a:blip r:embed="rId133"/>
                     <a:stretch>
                       <a:fillRect/>
                     </a:stretch>
@@ -12345,8 +12400,8 @@
         </w:drawing>
       </w:r>
     </w:p>
-    <w:bookmarkEnd w:id="133"/>
-    <w:bookmarkStart w:id="137" w:name="v-regulator"/>
+    <w:bookmarkEnd w:id="136"/>
+    <w:bookmarkStart w:id="140" w:name="v-regulator"/>
     <w:p>
       <w:pPr>
         <w:pStyle w:val="Heading4"/>
@@ -12368,18 +12423,18 @@
           <wp:inline>
             <wp:extent cx="6108700" cy="4720359"/>
             <wp:effectExtent b="0" l="0" r="0" t="0"/>
-            <wp:docPr descr="" title="" id="135" name="Picture"/>
+            <wp:docPr descr="" title="" id="138" name="Picture"/>
             <a:graphic>
               <a:graphicData uri="http://schemas.openxmlformats.org/drawingml/2006/picture">
                 <pic:pic>
                   <pic:nvPicPr>
-                    <pic:cNvPr descr="hardware/resources/unit_schematic_v_1_3_0_pulsar_rp2350a_sheet_3.png" id="136" name="Picture"/>
+                    <pic:cNvPr descr="hardware/resources/unit_schematic_v_1_3_0_pulsar_rp2350a_sheet_3.png" id="139" name="Picture"/>
                     <pic:cNvPicPr>
                       <a:picLocks noChangeArrowheads="1" noChangeAspect="1"/>
                     </pic:cNvPicPr>
                   </pic:nvPicPr>
                   <pic:blipFill>
-                    <a:blip r:embed="rId134"/>
+                    <a:blip r:embed="rId137"/>
                     <a:stretch>
                       <a:fillRect/>
                     </a:stretch>
@@ -12406,9 +12461,9 @@
         </w:drawing>
       </w:r>
     </w:p>
-    <w:bookmarkEnd w:id="137"/>
-    <w:bookmarkEnd w:id="138"/>
-    <w:bookmarkStart w:id="139" w:name="technical-references"/>
+    <w:bookmarkEnd w:id="140"/>
+    <w:bookmarkEnd w:id="141"/>
+    <w:bookmarkStart w:id="142" w:name="technical-references"/>
     <w:p>
       <w:pPr>
         <w:pStyle w:val="Heading3"/>
@@ -12487,8 +12542,8 @@
         <w:t xml:space="preserve">installed UNIT RP2350 core APIs.</w:t>
       </w:r>
     </w:p>
-    <w:bookmarkEnd w:id="139"/>
-    <w:bookmarkStart w:id="140" w:name="Xc69fc42ee66445cecdcdb0e7409e522581a6637"/>
+    <w:bookmarkEnd w:id="142"/>
+    <w:bookmarkStart w:id="143" w:name="Xc69fc42ee66445cecdcdb0e7409e522581a6637"/>
     <w:p>
       <w:pPr>
         <w:pStyle w:val="Heading3"/>
@@ -12657,8 +12712,8 @@
         <w:t xml:space="preserve">Complete pinout, topology, and dimension drawings</w:t>
       </w:r>
     </w:p>
-    <w:bookmarkEnd w:id="140"/>
-    <w:bookmarkStart w:id="141" w:name="document-control"/>
+    <w:bookmarkEnd w:id="143"/>
+    <w:bookmarkStart w:id="144" w:name="document-control"/>
     <w:p>
       <w:pPr>
         <w:pStyle w:val="Heading3"/>
@@ -12868,8 +12923,8 @@
         </w:tc>
       </w:tr>
     </w:tbl>
-    <w:bookmarkEnd w:id="141"/>
-    <w:bookmarkStart w:id="142" w:name="source-inconsistencies"/>
+    <w:bookmarkEnd w:id="144"/>
+    <w:bookmarkStart w:id="145" w:name="source-inconsistencies"/>
     <w:p>
       <w:pPr>
         <w:pStyle w:val="Heading3"/>
@@ -13011,8 +13066,8 @@
         <w:t xml:space="preserve">to GPIO20. Repository examples follow GPIO20.</w:t>
       </w:r>
     </w:p>
-    <w:bookmarkEnd w:id="142"/>
-    <w:bookmarkEnd w:id="143"/>
+    <w:bookmarkEnd w:id="145"/>
+    <w:bookmarkEnd w:id="146"/>
     <w:sectPr>
       <w:pgSz w:h="16838" w:w="11906"/>
       <w:pgMar w:bottom="1134" w:footer="708" w:gutter="0" w:header="708" w:left="1134" w:right="1134" w:top="1134"/>

--- a/docs/hardware/unit_product_reference_v_0_1_0_pulsar_rp2350a.docx
+++ b/docs/hardware/unit_product_reference_v_0_1_0_pulsar_rp2350a.docx
@@ -4349,14 +4349,14 @@
       <w:r>
         <w:drawing>
           <wp:inline>
-            <wp:extent cx="6108700" cy="3928184"/>
+            <wp:extent cx="6108700" cy="4165022"/>
             <wp:effectExtent b="0" l="0" r="0" t="0"/>
             <wp:docPr descr="" title="" id="46" name="Picture"/>
             <a:graphic>
               <a:graphicData uri="http://schemas.openxmlformats.org/drawingml/2006/picture">
                 <pic:pic>
                   <pic:nvPicPr>
-                    <pic:cNvPr descr="hardware/resources/unit_block_diagram_v_1_3_0_pulsar_rp2350a.png" id="47" name="Picture"/>
+                    <pic:cNvPr descr="hardware/resources/unit_block_v_1_0_0_ue0103_pulsar_rp2350a.jpg" id="47" name="Picture"/>
                     <pic:cNvPicPr>
                       <a:picLocks noChangeArrowheads="1" noChangeAspect="1"/>
                     </pic:cNvPicPr>
@@ -4370,7 +4370,7 @@
                   <pic:spPr bwMode="auto">
                     <a:xfrm>
                       <a:off x="0" y="0"/>
-                      <a:ext cx="6108700" cy="3928184"/>
+                      <a:ext cx="6108700" cy="4165022"/>
                     </a:xfrm>
                     <a:prstGeom prst="rect">
                       <a:avLst/>
@@ -7510,12 +7510,53 @@
               </w:rPr>
               <w:t xml:space="preserve">D8</w:t>
             </w:r>
-            <w:r>
-              <w:t xml:space="preserve">,</w:t>
-            </w:r>
-            <w:r>
-              <w:t xml:space="preserve"> </w:t>
-            </w:r>
+          </w:p>
+        </w:tc>
+        <w:tc>
+          <w:tcPr/>
+          <w:p>
+            <w:pPr>
+              <w:pStyle w:val="Compact"/>
+              <w:jc w:val="right"/>
+            </w:pPr>
+            <w:r>
+              <w:t xml:space="preserve">USB_DM (pin 51)</w:t>
+            </w:r>
+          </w:p>
+        </w:tc>
+        <w:tc>
+          <w:tcPr/>
+          <w:p>
+            <w:pPr>
+              <w:pStyle w:val="Compact"/>
+              <w:jc w:val="left"/>
+            </w:pPr>
+            <w:r>
+              <w:t xml:space="preserve">USB D- (native RP2350A USB PHY)</w:t>
+            </w:r>
+          </w:p>
+        </w:tc>
+        <w:tc>
+          <w:tcPr/>
+          <w:p>
+            <w:pPr>
+              <w:pStyle w:val="Compact"/>
+              <w:jc w:val="left"/>
+            </w:pPr>
+            <w:r>
+              <w:t xml:space="preserve">Same differential pair as the USB-C connector, via 22 Ω series resistor R10</w:t>
+            </w:r>
+          </w:p>
+        </w:tc>
+      </w:tr>
+      <w:tr>
+        <w:tc>
+          <w:tcPr/>
+          <w:p>
+            <w:pPr>
+              <w:pStyle w:val="Compact"/>
+              <w:jc w:val="left"/>
+            </w:pPr>
             <w:r>
               <w:rPr>
                 <w:rStyle w:val="VerbatimChar"/>
@@ -7532,31 +7573,31 @@
               <w:jc w:val="right"/>
             </w:pPr>
             <w:r>
-              <w:t xml:space="preserve">Not specified</w:t>
-            </w:r>
-          </w:p>
-        </w:tc>
-        <w:tc>
-          <w:tcPr/>
-          <w:p>
-            <w:pPr>
-              <w:pStyle w:val="Compact"/>
-              <w:jc w:val="left"/>
-            </w:pPr>
-            <w:r>
-              <w:t xml:space="preserve">Board labels present</w:t>
-            </w:r>
-          </w:p>
-        </w:tc>
-        <w:tc>
-          <w:tcPr/>
-          <w:p>
-            <w:pPr>
-              <w:pStyle w:val="Compact"/>
-              <w:jc w:val="left"/>
-            </w:pPr>
-            <w:r>
-              <w:t xml:space="preserve">No RP2350A connection shown in available schematic</w:t>
+              <w:t xml:space="preserve">USB_DP (pin 52)</w:t>
+            </w:r>
+          </w:p>
+        </w:tc>
+        <w:tc>
+          <w:tcPr/>
+          <w:p>
+            <w:pPr>
+              <w:pStyle w:val="Compact"/>
+              <w:jc w:val="left"/>
+            </w:pPr>
+            <w:r>
+              <w:t xml:space="preserve">USB D+ (native RP2350A USB PHY)</w:t>
+            </w:r>
+          </w:p>
+        </w:tc>
+        <w:tc>
+          <w:tcPr/>
+          <w:p>
+            <w:pPr>
+              <w:pStyle w:val="Compact"/>
+              <w:jc w:val="left"/>
+            </w:pPr>
+            <w:r>
+              <w:t xml:space="preserve">Same differential pair as the USB-C connector, via 22 Ω series resistor R11</w:t>
             </w:r>
           </w:p>
         </w:tc>
@@ -8537,7 +8578,19 @@
         <w:t xml:space="preserve"> </w:t>
       </w:r>
       <w:r>
-        <w:t xml:space="preserve">are not connected to RP2350A in the available schematic.</w:t>
+        <w:t xml:space="preserve">are not general-purpose GPIO: they carry the RP2350A’s native</w:t>
+      </w:r>
+      <w:r>
+        <w:t xml:space="preserve"> </w:t>
+      </w:r>
+      <w:r>
+        <w:t xml:space="preserve">USB D-/D+ signals (the same differential pair used by the USB-C connector),</w:t>
+      </w:r>
+      <w:r>
+        <w:t xml:space="preserve"> </w:t>
+      </w:r>
+      <w:r>
+        <w:t xml:space="preserve">each through a 22 Ω series resistor. Do not drive them as digital I/O.</w:t>
       </w:r>
     </w:p>
     <w:p>

--- a/docs/hardware/unit_product_reference_v_0_1_0_pulsar_rp2350a.docx
+++ b/docs/hardware/unit_product_reference_v_0_1_0_pulsar_rp2350a.docx
@@ -6408,14 +6408,14 @@
       <w:r>
         <w:drawing>
           <wp:inline>
-            <wp:extent cx="6108700" cy="3579116"/>
+            <wp:extent cx="6108700" cy="4165022"/>
             <wp:effectExtent b="0" l="0" r="0" t="0"/>
             <wp:docPr descr="" title="" id="78" name="Picture"/>
             <a:graphic>
               <a:graphicData uri="http://schemas.openxmlformats.org/drawingml/2006/picture">
                 <pic:pic>
                   <pic:nvPicPr>
-                    <pic:cNvPr descr="hardware/resources/unit_power_tree_v_1_3_0_pulsar_rp2350a.png" id="79" name="Picture"/>
+                    <pic:cNvPr descr="hardware/resources/unit_power_tree_v_1_0_0_ue0103_pulsar_rp2350a.jpg" id="79" name="Picture"/>
                     <pic:cNvPicPr>
                       <a:picLocks noChangeArrowheads="1" noChangeAspect="1"/>
                     </pic:cNvPicPr>
@@ -6429,7 +6429,7 @@
                   <pic:spPr bwMode="auto">
                     <a:xfrm>
                       <a:off x="0" y="0"/>
-                      <a:ext cx="6108700" cy="3579116"/>
+                      <a:ext cx="6108700" cy="4165022"/>
                     </a:xfrm>
                     <a:prstGeom prst="rect">
                       <a:avLst/>
@@ -7709,7 +7709,7 @@
               <w:jc w:val="right"/>
             </w:pPr>
             <w:r>
-              <w:t xml:space="preserve">GPIO22</w:t>
+              <w:t xml:space="preserve">GPIO23</w:t>
             </w:r>
           </w:p>
         </w:tc>
@@ -7777,7 +7777,7 @@
               <w:jc w:val="right"/>
             </w:pPr>
             <w:r>
-              <w:t xml:space="preserve">GPIO23</w:t>
+              <w:t xml:space="preserve">GPIO20</w:t>
             </w:r>
           </w:p>
         </w:tc>
@@ -7851,7 +7851,7 @@
               <w:jc w:val="right"/>
             </w:pPr>
             <w:r>
-              <w:t xml:space="preserve">GPIO20</w:t>
+              <w:t xml:space="preserve">GPIO22</w:t>
             </w:r>
           </w:p>
         </w:tc>
